--- a/templates/plananual/EPT AGROPECUARIA 1° A 5°/5° PCA 2025 - EPT AGROPECUARIA.docx
+++ b/templates/plananual/EPT AGROPECUARIA 1° A 5°/5° PCA 2025 - EPT AGROPECUARIA.docx
@@ -7351,6 +7351,7 @@
                 <w:szCs w:val="20"/>
               </w:rPr>
             </w:pPr>
+            <w:bookmarkStart w:id="1" w:name="_Hlk227075175"/>
             <w:r>
               <w:rPr>
                 <w:rFonts w:ascii="Arial Nova Cond" w:hAnsi="Arial Nova Cond" w:cs="Times New Roman"/>
@@ -7627,7 +7628,6 @@
           <w:tcPr>
             <w:tcW w:w="875" w:type="dxa"/>
             <w:vMerge w:val="restart"/>
-            <w:shd w:val="clear" w:color="auto" w:fill="auto"/>
             <w:vAlign w:val="center"/>
           </w:tcPr>
           <w:p>
@@ -7738,7 +7738,6 @@
         <w:tc>
           <w:tcPr>
             <w:tcW w:w="6169" w:type="dxa"/>
-            <w:shd w:val="clear" w:color="auto" w:fill="auto"/>
             <w:vAlign w:val="center"/>
           </w:tcPr>
           <w:p>
@@ -7773,7 +7772,6 @@
         <w:tc>
           <w:tcPr>
             <w:tcW w:w="2015" w:type="dxa"/>
-            <w:shd w:val="clear" w:color="auto" w:fill="auto"/>
             <w:vAlign w:val="center"/>
           </w:tcPr>
           <w:p>
@@ -7812,7 +7810,7 @@
               <w:autoSpaceDE w:val="0"/>
               <w:autoSpaceDN w:val="0"/>
               <w:adjustRightInd w:val="0"/>
-              <w:jc w:val="center"/>
+              <w:jc w:val="both"/>
               <w:rPr>
                 <w:rFonts w:ascii="Arial Nova Cond" w:hAnsi="Arial Nova Cond" w:cs="Arial"/>
                 <w:color w:val="000000"/>
@@ -7836,7 +7834,6 @@
         <w:tc>
           <w:tcPr>
             <w:tcW w:w="1337" w:type="dxa"/>
-            <w:shd w:val="clear" w:color="auto" w:fill="auto"/>
             <w:vAlign w:val="center"/>
           </w:tcPr>
           <w:p>
@@ -7875,7 +7872,6 @@
           <w:tcPr>
             <w:tcW w:w="875" w:type="dxa"/>
             <w:vMerge/>
-            <w:shd w:val="clear" w:color="auto" w:fill="auto"/>
             <w:vAlign w:val="center"/>
           </w:tcPr>
           <w:p>
@@ -7967,7 +7963,6 @@
         <w:tc>
           <w:tcPr>
             <w:tcW w:w="6169" w:type="dxa"/>
-            <w:shd w:val="clear" w:color="auto" w:fill="auto"/>
             <w:vAlign w:val="center"/>
           </w:tcPr>
           <w:p>
@@ -8002,7 +7997,6 @@
         <w:tc>
           <w:tcPr>
             <w:tcW w:w="2015" w:type="dxa"/>
-            <w:shd w:val="clear" w:color="auto" w:fill="auto"/>
             <w:vAlign w:val="center"/>
           </w:tcPr>
           <w:p>
@@ -8041,7 +8035,7 @@
               <w:autoSpaceDE w:val="0"/>
               <w:autoSpaceDN w:val="0"/>
               <w:adjustRightInd w:val="0"/>
-              <w:jc w:val="center"/>
+              <w:jc w:val="both"/>
               <w:rPr>
                 <w:rFonts w:ascii="Arial Nova Cond" w:hAnsi="Arial Nova Cond" w:cs="Arial"/>
                 <w:color w:val="000000"/>
@@ -8065,7 +8059,6 @@
         <w:tc>
           <w:tcPr>
             <w:tcW w:w="1337" w:type="dxa"/>
-            <w:shd w:val="clear" w:color="auto" w:fill="auto"/>
             <w:vAlign w:val="center"/>
           </w:tcPr>
           <w:p>
@@ -8104,7 +8097,6 @@
           <w:tcPr>
             <w:tcW w:w="875" w:type="dxa"/>
             <w:vMerge/>
-            <w:shd w:val="clear" w:color="auto" w:fill="auto"/>
             <w:vAlign w:val="center"/>
           </w:tcPr>
           <w:p>
@@ -8196,7 +8188,6 @@
         <w:tc>
           <w:tcPr>
             <w:tcW w:w="6169" w:type="dxa"/>
-            <w:shd w:val="clear" w:color="auto" w:fill="auto"/>
             <w:vAlign w:val="center"/>
           </w:tcPr>
           <w:p>
@@ -8231,7 +8222,6 @@
         <w:tc>
           <w:tcPr>
             <w:tcW w:w="2015" w:type="dxa"/>
-            <w:shd w:val="clear" w:color="auto" w:fill="auto"/>
             <w:vAlign w:val="center"/>
           </w:tcPr>
           <w:p>
@@ -8270,7 +8260,7 @@
               <w:autoSpaceDE w:val="0"/>
               <w:autoSpaceDN w:val="0"/>
               <w:adjustRightInd w:val="0"/>
-              <w:jc w:val="center"/>
+              <w:jc w:val="both"/>
               <w:rPr>
                 <w:rFonts w:ascii="Arial Nova Cond" w:hAnsi="Arial Nova Cond" w:cs="Arial"/>
                 <w:color w:val="000000"/>
@@ -8294,7 +8284,6 @@
         <w:tc>
           <w:tcPr>
             <w:tcW w:w="1337" w:type="dxa"/>
-            <w:shd w:val="clear" w:color="auto" w:fill="auto"/>
             <w:vAlign w:val="center"/>
           </w:tcPr>
           <w:p>
@@ -8333,7 +8322,6 @@
           <w:tcPr>
             <w:tcW w:w="875" w:type="dxa"/>
             <w:vMerge w:val="restart"/>
-            <w:shd w:val="clear" w:color="auto" w:fill="auto"/>
             <w:vAlign w:val="center"/>
           </w:tcPr>
           <w:p>
@@ -8436,7 +8424,6 @@
         <w:tc>
           <w:tcPr>
             <w:tcW w:w="6169" w:type="dxa"/>
-            <w:shd w:val="clear" w:color="auto" w:fill="auto"/>
             <w:vAlign w:val="center"/>
           </w:tcPr>
           <w:p>
@@ -8472,7 +8459,6 @@
         <w:tc>
           <w:tcPr>
             <w:tcW w:w="2015" w:type="dxa"/>
-            <w:shd w:val="clear" w:color="auto" w:fill="auto"/>
             <w:vAlign w:val="center"/>
           </w:tcPr>
           <w:p>
@@ -8511,7 +8497,7 @@
               <w:autoSpaceDE w:val="0"/>
               <w:autoSpaceDN w:val="0"/>
               <w:adjustRightInd w:val="0"/>
-              <w:jc w:val="center"/>
+              <w:jc w:val="both"/>
               <w:rPr>
                 <w:rFonts w:ascii="Arial Nova Cond" w:hAnsi="Arial Nova Cond" w:cs="Arial"/>
                 <w:color w:val="000000"/>
@@ -8535,7 +8521,6 @@
         <w:tc>
           <w:tcPr>
             <w:tcW w:w="1337" w:type="dxa"/>
-            <w:shd w:val="clear" w:color="auto" w:fill="auto"/>
             <w:vAlign w:val="center"/>
           </w:tcPr>
           <w:p>
@@ -8574,7 +8559,6 @@
           <w:tcPr>
             <w:tcW w:w="875" w:type="dxa"/>
             <w:vMerge/>
-            <w:shd w:val="clear" w:color="auto" w:fill="auto"/>
             <w:vAlign w:val="center"/>
           </w:tcPr>
           <w:p>
@@ -8666,7 +8650,6 @@
         <w:tc>
           <w:tcPr>
             <w:tcW w:w="6169" w:type="dxa"/>
-            <w:shd w:val="clear" w:color="auto" w:fill="auto"/>
             <w:vAlign w:val="center"/>
           </w:tcPr>
           <w:p>
@@ -8702,7 +8685,6 @@
         <w:tc>
           <w:tcPr>
             <w:tcW w:w="2015" w:type="dxa"/>
-            <w:shd w:val="clear" w:color="auto" w:fill="auto"/>
             <w:vAlign w:val="center"/>
           </w:tcPr>
           <w:p>
@@ -8741,7 +8723,7 @@
               <w:autoSpaceDE w:val="0"/>
               <w:autoSpaceDN w:val="0"/>
               <w:adjustRightInd w:val="0"/>
-              <w:jc w:val="center"/>
+              <w:jc w:val="both"/>
               <w:rPr>
                 <w:rFonts w:ascii="Arial Nova Cond" w:hAnsi="Arial Nova Cond" w:cs="Arial"/>
                 <w:color w:val="000000"/>
@@ -8765,7 +8747,6 @@
         <w:tc>
           <w:tcPr>
             <w:tcW w:w="1337" w:type="dxa"/>
-            <w:shd w:val="clear" w:color="auto" w:fill="auto"/>
             <w:vAlign w:val="center"/>
           </w:tcPr>
           <w:p>
@@ -8804,7 +8785,6 @@
           <w:tcPr>
             <w:tcW w:w="875" w:type="dxa"/>
             <w:vMerge w:val="restart"/>
-            <w:shd w:val="clear" w:color="auto" w:fill="auto"/>
             <w:vAlign w:val="center"/>
           </w:tcPr>
           <w:p>
@@ -8908,7 +8888,6 @@
         <w:tc>
           <w:tcPr>
             <w:tcW w:w="6169" w:type="dxa"/>
-            <w:shd w:val="clear" w:color="auto" w:fill="auto"/>
             <w:vAlign w:val="center"/>
           </w:tcPr>
           <w:p>
@@ -8944,7 +8923,6 @@
         <w:tc>
           <w:tcPr>
             <w:tcW w:w="2015" w:type="dxa"/>
-            <w:shd w:val="clear" w:color="auto" w:fill="auto"/>
             <w:vAlign w:val="center"/>
           </w:tcPr>
           <w:p>
@@ -8983,7 +8961,7 @@
               <w:autoSpaceDE w:val="0"/>
               <w:autoSpaceDN w:val="0"/>
               <w:adjustRightInd w:val="0"/>
-              <w:jc w:val="center"/>
+              <w:jc w:val="both"/>
               <w:rPr>
                 <w:rFonts w:ascii="Arial Nova Cond" w:hAnsi="Arial Nova Cond" w:cs="Arial"/>
                 <w:color w:val="000000"/>
@@ -9007,7 +8985,6 @@
         <w:tc>
           <w:tcPr>
             <w:tcW w:w="1337" w:type="dxa"/>
-            <w:shd w:val="clear" w:color="auto" w:fill="auto"/>
             <w:vAlign w:val="center"/>
           </w:tcPr>
           <w:p>
@@ -9046,7 +9023,6 @@
           <w:tcPr>
             <w:tcW w:w="875" w:type="dxa"/>
             <w:vMerge/>
-            <w:shd w:val="clear" w:color="auto" w:fill="auto"/>
             <w:vAlign w:val="center"/>
           </w:tcPr>
           <w:p>
@@ -9138,7 +9114,6 @@
         <w:tc>
           <w:tcPr>
             <w:tcW w:w="6169" w:type="dxa"/>
-            <w:shd w:val="clear" w:color="auto" w:fill="auto"/>
             <w:vAlign w:val="center"/>
           </w:tcPr>
           <w:p>
@@ -9173,7 +9148,6 @@
         <w:tc>
           <w:tcPr>
             <w:tcW w:w="2015" w:type="dxa"/>
-            <w:shd w:val="clear" w:color="auto" w:fill="auto"/>
             <w:vAlign w:val="center"/>
           </w:tcPr>
           <w:p>
@@ -9212,7 +9186,7 @@
               <w:autoSpaceDE w:val="0"/>
               <w:autoSpaceDN w:val="0"/>
               <w:adjustRightInd w:val="0"/>
-              <w:jc w:val="center"/>
+              <w:jc w:val="both"/>
               <w:rPr>
                 <w:rFonts w:ascii="Arial Nova Cond" w:hAnsi="Arial Nova Cond" w:cs="Arial"/>
                 <w:color w:val="000000"/>
@@ -9236,7 +9210,6 @@
         <w:tc>
           <w:tcPr>
             <w:tcW w:w="1337" w:type="dxa"/>
-            <w:shd w:val="clear" w:color="auto" w:fill="auto"/>
             <w:vAlign w:val="center"/>
           </w:tcPr>
           <w:p>
@@ -9275,7 +9248,6 @@
           <w:tcPr>
             <w:tcW w:w="875" w:type="dxa"/>
             <w:vMerge w:val="restart"/>
-            <w:shd w:val="clear" w:color="auto" w:fill="auto"/>
             <w:vAlign w:val="center"/>
           </w:tcPr>
           <w:p>
@@ -9386,7 +9358,6 @@
         <w:tc>
           <w:tcPr>
             <w:tcW w:w="6169" w:type="dxa"/>
-            <w:shd w:val="clear" w:color="auto" w:fill="auto"/>
             <w:vAlign w:val="center"/>
           </w:tcPr>
           <w:p>
@@ -9421,7 +9392,6 @@
         <w:tc>
           <w:tcPr>
             <w:tcW w:w="2015" w:type="dxa"/>
-            <w:shd w:val="clear" w:color="auto" w:fill="auto"/>
             <w:vAlign w:val="center"/>
           </w:tcPr>
           <w:p>
@@ -9460,7 +9430,7 @@
               <w:autoSpaceDE w:val="0"/>
               <w:autoSpaceDN w:val="0"/>
               <w:adjustRightInd w:val="0"/>
-              <w:jc w:val="center"/>
+              <w:jc w:val="both"/>
               <w:rPr>
                 <w:rFonts w:ascii="Arial Nova Cond" w:hAnsi="Arial Nova Cond" w:cs="Arial"/>
                 <w:color w:val="000000"/>
@@ -9484,7 +9454,6 @@
         <w:tc>
           <w:tcPr>
             <w:tcW w:w="1337" w:type="dxa"/>
-            <w:shd w:val="clear" w:color="auto" w:fill="auto"/>
             <w:vAlign w:val="center"/>
           </w:tcPr>
           <w:p>
@@ -9523,7 +9492,6 @@
           <w:tcPr>
             <w:tcW w:w="875" w:type="dxa"/>
             <w:vMerge/>
-            <w:shd w:val="clear" w:color="auto" w:fill="auto"/>
             <w:vAlign w:val="center"/>
           </w:tcPr>
           <w:p>
@@ -9623,7 +9591,6 @@
         <w:tc>
           <w:tcPr>
             <w:tcW w:w="6169" w:type="dxa"/>
-            <w:shd w:val="clear" w:color="auto" w:fill="auto"/>
             <w:vAlign w:val="center"/>
           </w:tcPr>
           <w:p>
@@ -9659,7 +9626,6 @@
         <w:tc>
           <w:tcPr>
             <w:tcW w:w="2015" w:type="dxa"/>
-            <w:shd w:val="clear" w:color="auto" w:fill="auto"/>
             <w:vAlign w:val="center"/>
           </w:tcPr>
           <w:p>
@@ -9697,7 +9663,7 @@
               <w:autoSpaceDE w:val="0"/>
               <w:autoSpaceDN w:val="0"/>
               <w:adjustRightInd w:val="0"/>
-              <w:jc w:val="center"/>
+              <w:jc w:val="both"/>
               <w:rPr>
                 <w:rFonts w:ascii="Arial Nova Cond" w:hAnsi="Arial Nova Cond" w:cs="Arial"/>
                 <w:color w:val="000000"/>
@@ -9721,7 +9687,6 @@
         <w:tc>
           <w:tcPr>
             <w:tcW w:w="1337" w:type="dxa"/>
-            <w:shd w:val="clear" w:color="auto" w:fill="auto"/>
             <w:vAlign w:val="center"/>
           </w:tcPr>
           <w:p>
@@ -9751,6 +9716,7 @@
           </w:p>
         </w:tc>
       </w:tr>
+      <w:bookmarkEnd w:id="1"/>
     </w:tbl>
     <w:p>
       <w:pPr>
@@ -21720,7 +21686,7 @@
                 <w:bCs/>
               </w:rPr>
             </w:pPr>
-            <w:bookmarkStart w:id="1" w:name="_Hlk190773444"/>
+            <w:bookmarkStart w:id="2" w:name="_Hlk190773444"/>
           </w:p>
           <w:p>
             <w:pPr>
@@ -22120,7 +22086,7 @@
           </w:p>
         </w:tc>
       </w:tr>
-      <w:bookmarkEnd w:id="1"/>
+      <w:bookmarkEnd w:id="2"/>
     </w:tbl>
     <w:p>
       <w:pPr>

--- a/templates/plananual/EPT AGROPECUARIA 1° A 5°/5° PCA 2025 - EPT AGROPECUARIA.docx
+++ b/templates/plananual/EPT AGROPECUARIA 1° A 5°/5° PCA 2025 - EPT AGROPECUARIA.docx
@@ -1,6 +1,6 @@
 
 <file path=word/document.xml><?xml version="1.0" encoding="utf-8"?>
-<w:document xmlns:wpc="http://schemas.microsoft.com/office/word/2010/wordprocessingCanvas" xmlns:cx="http://schemas.microsoft.com/office/drawing/2014/chartex" xmlns:cx1="http://schemas.microsoft.com/office/drawing/2015/9/8/chartex" xmlns:cx2="http://schemas.microsoft.com/office/drawing/2015/10/21/chartex" xmlns:cx3="http://schemas.microsoft.com/office/drawing/2016/5/9/chartex" xmlns:cx4="http://schemas.microsoft.com/office/drawing/2016/5/10/chartex" xmlns:cx5="http://schemas.microsoft.com/office/drawing/2016/5/11/chartex" xmlns:cx6="http://schemas.microsoft.com/office/drawing/2016/5/12/chartex" xmlns:cx7="http://schemas.microsoft.com/office/drawing/2016/5/13/chartex" xmlns:cx8="http://schemas.microsoft.com/office/drawing/2016/5/14/chartex" xmlns:mc="http://schemas.openxmlformats.org/markup-compatibility/2006" xmlns:aink="http://schemas.microsoft.com/office/drawing/2016/ink" xmlns:am3d="http://schemas.microsoft.com/office/drawing/2017/model3d" xmlns:o="urn:schemas-microsoft-com:office:office" xmlns:oel="http://schemas.microsoft.com/office/2019/extlst" xmlns:r="http://schemas.openxmlformats.org/officeDocument/2006/relationships" xmlns:m="http://schemas.openxmlformats.org/officeDocument/2006/math" xmlns:v="urn:schemas-microsoft-com:vml" xmlns:wp14="http://schemas.microsoft.com/office/word/2010/wordprocessingDrawing" xmlns:wp="http://schemas.openxmlformats.org/drawingml/2006/wordprocessingDrawing" xmlns:w10="urn:schemas-microsoft-com:office:word" xmlns:w="http://schemas.openxmlformats.org/wordprocessingml/2006/main" xmlns:w14="http://schemas.microsoft.com/office/word/2010/wordml" xmlns:w15="http://schemas.microsoft.com/office/word/2012/wordml" xmlns:w16cex="http://schemas.microsoft.com/office/word/2018/wordml/cex" xmlns:w16cid="http://schemas.microsoft.com/office/word/2016/wordml/cid" xmlns:w16="http://schemas.microsoft.com/office/word/2018/wordml" xmlns:w16du="http://schemas.microsoft.com/office/word/2023/wordml/word16du" xmlns:w16sdtdh="http://schemas.microsoft.com/office/word/2020/wordml/sdtdatahash" xmlns:w16se="http://schemas.microsoft.com/office/word/2015/wordml/symex" xmlns:wpg="http://schemas.microsoft.com/office/word/2010/wordprocessingGroup" xmlns:wpi="http://schemas.microsoft.com/office/word/2010/wordprocessingInk" xmlns:wne="http://schemas.microsoft.com/office/word/2006/wordml" xmlns:wps="http://schemas.microsoft.com/office/word/2010/wordprocessingShape" mc:Ignorable="w14 w15 w16se w16cid w16 w16cex w16sdtdh w16du wp14">
+<w:document xmlns:wpc="http://schemas.microsoft.com/office/word/2010/wordprocessingCanvas" xmlns:cx="http://schemas.microsoft.com/office/drawing/2014/chartex" xmlns:cx1="http://schemas.microsoft.com/office/drawing/2015/9/8/chartex" xmlns:cx2="http://schemas.microsoft.com/office/drawing/2015/10/21/chartex" xmlns:cx3="http://schemas.microsoft.com/office/drawing/2016/5/9/chartex" xmlns:cx4="http://schemas.microsoft.com/office/drawing/2016/5/10/chartex" xmlns:cx5="http://schemas.microsoft.com/office/drawing/2016/5/11/chartex" xmlns:cx6="http://schemas.microsoft.com/office/drawing/2016/5/12/chartex" xmlns:cx7="http://schemas.microsoft.com/office/drawing/2016/5/13/chartex" xmlns:cx8="http://schemas.microsoft.com/office/drawing/2016/5/14/chartex" xmlns:mc="http://schemas.openxmlformats.org/markup-compatibility/2006" xmlns:aink="http://schemas.microsoft.com/office/drawing/2016/ink" xmlns:am3d="http://schemas.microsoft.com/office/drawing/2017/model3d" xmlns:o="urn:schemas-microsoft-com:office:office" xmlns:oel="http://schemas.microsoft.com/office/2019/extlst" xmlns:r="http://schemas.openxmlformats.org/officeDocument/2006/relationships" xmlns:m="http://schemas.openxmlformats.org/officeDocument/2006/math" xmlns:v="urn:schemas-microsoft-com:vml" xmlns:wp14="http://schemas.microsoft.com/office/word/2010/wordprocessingDrawing" xmlns:wp="http://schemas.openxmlformats.org/drawingml/2006/wordprocessingDrawing" xmlns:w10="urn:schemas-microsoft-com:office:word" xmlns:w="http://schemas.openxmlformats.org/wordprocessingml/2006/main" xmlns:w14="http://schemas.microsoft.com/office/word/2010/wordml" xmlns:w15="http://schemas.microsoft.com/office/word/2012/wordml" xmlns:w16cex="http://schemas.microsoft.com/office/word/2018/wordml/cex" xmlns:w16cid="http://schemas.microsoft.com/office/word/2016/wordml/cid" xmlns:w16="http://schemas.microsoft.com/office/word/2018/wordml" xmlns:w16du="http://schemas.microsoft.com/office/word/2023/wordml/word16du" xmlns:w16sdtdh="http://schemas.microsoft.com/office/word/2020/wordml/sdtdatahash" xmlns:w16sdtfl="http://schemas.microsoft.com/office/word/2024/wordml/sdtformatlock" xmlns:w16se="http://schemas.microsoft.com/office/word/2015/wordml/symex" xmlns:wpg="http://schemas.microsoft.com/office/word/2010/wordprocessingGroup" xmlns:wpi="http://schemas.microsoft.com/office/word/2010/wordprocessingInk" xmlns:wne="http://schemas.microsoft.com/office/word/2006/wordml" xmlns:wps="http://schemas.microsoft.com/office/word/2010/wordprocessingShape" mc:Ignorable="w14 w15 w16se w16cid w16 w16cex w16sdtdh w16sdtfl w16du wp14">
   <w:body>
     <w:p>
       <w:pPr>
@@ -248,31 +248,7 @@
                                   <w:sz w:val="32"/>
                                   <w:szCs w:val="32"/>
                                 </w:rPr>
-                                <w:t>{{</w:t>
-                              </w:r>
-                              <w:proofErr w:type="spellStart"/>
-                              <w:r>
-                                <w:rPr>
-                                  <w:rFonts w:ascii="Arial Nova Cond" w:hAnsi="Arial Nova Cond" w:cs="Times New Roman"/>
-                                  <w:b/>
-                                  <w:bCs/>
-                                  <w:color w:val="FFFFFF" w:themeColor="background1"/>
-                                  <w:sz w:val="32"/>
-                                  <w:szCs w:val="32"/>
-                                </w:rPr>
-                                <w:t>anio</w:t>
-                              </w:r>
-                              <w:proofErr w:type="spellEnd"/>
-                              <w:r>
-                                <w:rPr>
-                                  <w:rFonts w:ascii="Arial Nova Cond" w:hAnsi="Arial Nova Cond" w:cs="Times New Roman"/>
-                                  <w:b/>
-                                  <w:bCs/>
-                                  <w:color w:val="FFFFFF" w:themeColor="background1"/>
-                                  <w:sz w:val="32"/>
-                                  <w:szCs w:val="32"/>
-                                </w:rPr>
-                                <w:t>}}</w:t>
+                                <w:t>{{anio}}</w:t>
                               </w:r>
                             </w:p>
                           </w:txbxContent>
@@ -616,89 +592,53 @@
                 <w:sz w:val="20"/>
                 <w:szCs w:val="20"/>
               </w:rPr>
-              <w:t>{{</w:t>
-            </w:r>
-            <w:proofErr w:type="spellStart"/>
+              <w:t>{{dre}}</w:t>
+            </w:r>
+          </w:p>
+        </w:tc>
+        <w:tc>
+          <w:tcPr>
+            <w:tcW w:w="5103" w:type="dxa"/>
+            <w:vAlign w:val="center"/>
+          </w:tcPr>
+          <w:p>
+            <w:pPr>
+              <w:spacing w:line="276" w:lineRule="auto"/>
+              <w:jc w:val="center"/>
+              <w:rPr>
+                <w:rFonts w:ascii="Arial Nova Cond Light" w:hAnsi="Arial Nova Cond Light" w:cs="Times New Roman"/>
+              </w:rPr>
+            </w:pPr>
             <w:r>
               <w:rPr>
                 <w:rFonts w:ascii="Arial Nova Cond" w:hAnsi="Arial Nova Cond" w:cs="Times New Roman"/>
                 <w:sz w:val="20"/>
                 <w:szCs w:val="20"/>
               </w:rPr>
-              <w:t>dre</w:t>
-            </w:r>
-            <w:proofErr w:type="spellEnd"/>
+              <w:t>{{director}}</w:t>
+            </w:r>
+          </w:p>
+        </w:tc>
+        <w:tc>
+          <w:tcPr>
+            <w:tcW w:w="4819" w:type="dxa"/>
+            <w:vAlign w:val="center"/>
+          </w:tcPr>
+          <w:p>
+            <w:pPr>
+              <w:spacing w:line="276" w:lineRule="auto"/>
+              <w:jc w:val="center"/>
+              <w:rPr>
+                <w:rFonts w:ascii="Arial Nova Cond Light" w:hAnsi="Arial Nova Cond Light" w:cs="Times New Roman"/>
+              </w:rPr>
+            </w:pPr>
             <w:r>
               <w:rPr>
                 <w:rFonts w:ascii="Arial Nova Cond" w:hAnsi="Arial Nova Cond" w:cs="Times New Roman"/>
                 <w:sz w:val="20"/>
                 <w:szCs w:val="20"/>
               </w:rPr>
-              <w:t>}}</w:t>
-            </w:r>
-          </w:p>
-        </w:tc>
-        <w:tc>
-          <w:tcPr>
-            <w:tcW w:w="5103" w:type="dxa"/>
-            <w:vAlign w:val="center"/>
-          </w:tcPr>
-          <w:p>
-            <w:pPr>
-              <w:spacing w:line="276" w:lineRule="auto"/>
-              <w:jc w:val="center"/>
-              <w:rPr>
-                <w:rFonts w:ascii="Arial Nova Cond Light" w:hAnsi="Arial Nova Cond Light" w:cs="Times New Roman"/>
-              </w:rPr>
-            </w:pPr>
-            <w:r>
-              <w:rPr>
-                <w:rFonts w:ascii="Arial Nova Cond" w:hAnsi="Arial Nova Cond" w:cs="Times New Roman"/>
-                <w:sz w:val="20"/>
-                <w:szCs w:val="20"/>
-              </w:rPr>
-              <w:t>{{director}}</w:t>
-            </w:r>
-          </w:p>
-        </w:tc>
-        <w:tc>
-          <w:tcPr>
-            <w:tcW w:w="4819" w:type="dxa"/>
-            <w:vAlign w:val="center"/>
-          </w:tcPr>
-          <w:p>
-            <w:pPr>
-              <w:spacing w:line="276" w:lineRule="auto"/>
-              <w:jc w:val="center"/>
-              <w:rPr>
-                <w:rFonts w:ascii="Arial Nova Cond Light" w:hAnsi="Arial Nova Cond Light" w:cs="Times New Roman"/>
-              </w:rPr>
-            </w:pPr>
-            <w:r>
-              <w:rPr>
-                <w:rFonts w:ascii="Arial Nova Cond" w:hAnsi="Arial Nova Cond" w:cs="Times New Roman"/>
-                <w:sz w:val="20"/>
-                <w:szCs w:val="20"/>
-              </w:rPr>
-              <w:t>{{</w:t>
-            </w:r>
-            <w:proofErr w:type="spellStart"/>
-            <w:r>
-              <w:rPr>
-                <w:rFonts w:ascii="Arial Nova Cond" w:hAnsi="Arial Nova Cond" w:cs="Times New Roman"/>
-                <w:sz w:val="20"/>
-                <w:szCs w:val="20"/>
-              </w:rPr>
-              <w:t>area</w:t>
-            </w:r>
-            <w:proofErr w:type="spellEnd"/>
-            <w:r>
-              <w:rPr>
-                <w:rFonts w:ascii="Arial Nova Cond" w:hAnsi="Arial Nova Cond" w:cs="Times New Roman"/>
-                <w:sz w:val="20"/>
-                <w:szCs w:val="20"/>
-              </w:rPr>
-              <w:t>}}</w:t>
+              <w:t>{{area}}</w:t>
             </w:r>
           </w:p>
         </w:tc>
@@ -815,66 +755,30 @@
                 <w:sz w:val="20"/>
                 <w:szCs w:val="20"/>
               </w:rPr>
-              <w:t>{{</w:t>
-            </w:r>
-            <w:proofErr w:type="spellStart"/>
+              <w:t>{{ugel}}</w:t>
+            </w:r>
+          </w:p>
+        </w:tc>
+        <w:tc>
+          <w:tcPr>
+            <w:tcW w:w="5103" w:type="dxa"/>
+            <w:vAlign w:val="center"/>
+          </w:tcPr>
+          <w:p>
+            <w:pPr>
+              <w:spacing w:line="276" w:lineRule="auto"/>
+              <w:jc w:val="center"/>
+              <w:rPr>
+                <w:rFonts w:ascii="Arial Nova Cond Light" w:hAnsi="Arial Nova Cond Light" w:cs="Times New Roman"/>
+              </w:rPr>
+            </w:pPr>
             <w:r>
               <w:rPr>
                 <w:rFonts w:ascii="Arial Nova Cond" w:hAnsi="Arial Nova Cond" w:cs="Times New Roman"/>
                 <w:sz w:val="20"/>
                 <w:szCs w:val="20"/>
               </w:rPr>
-              <w:t>ugel</w:t>
-            </w:r>
-            <w:proofErr w:type="spellEnd"/>
-            <w:r>
-              <w:rPr>
-                <w:rFonts w:ascii="Arial Nova Cond" w:hAnsi="Arial Nova Cond" w:cs="Times New Roman"/>
-                <w:sz w:val="20"/>
-                <w:szCs w:val="20"/>
-              </w:rPr>
-              <w:t>}}</w:t>
-            </w:r>
-          </w:p>
-        </w:tc>
-        <w:tc>
-          <w:tcPr>
-            <w:tcW w:w="5103" w:type="dxa"/>
-            <w:vAlign w:val="center"/>
-          </w:tcPr>
-          <w:p>
-            <w:pPr>
-              <w:spacing w:line="276" w:lineRule="auto"/>
-              <w:jc w:val="center"/>
-              <w:rPr>
-                <w:rFonts w:ascii="Arial Nova Cond Light" w:hAnsi="Arial Nova Cond Light" w:cs="Times New Roman"/>
-              </w:rPr>
-            </w:pPr>
-            <w:r>
-              <w:rPr>
-                <w:rFonts w:ascii="Arial Nova Cond" w:hAnsi="Arial Nova Cond" w:cs="Times New Roman"/>
-                <w:sz w:val="20"/>
-                <w:szCs w:val="20"/>
-              </w:rPr>
-              <w:t>{{</w:t>
-            </w:r>
-            <w:proofErr w:type="spellStart"/>
-            <w:r>
-              <w:rPr>
-                <w:rFonts w:ascii="Arial Nova Cond" w:hAnsi="Arial Nova Cond" w:cs="Times New Roman"/>
-                <w:sz w:val="20"/>
-                <w:szCs w:val="20"/>
-              </w:rPr>
-              <w:t>cordinador</w:t>
-            </w:r>
-            <w:proofErr w:type="spellEnd"/>
-            <w:r>
-              <w:rPr>
-                <w:rFonts w:ascii="Arial Nova Cond" w:hAnsi="Arial Nova Cond" w:cs="Times New Roman"/>
-                <w:sz w:val="20"/>
-                <w:szCs w:val="20"/>
-              </w:rPr>
-              <w:t>}}</w:t>
+              <w:t>{{cordinador}}</w:t>
             </w:r>
           </w:p>
         </w:tc>
@@ -1018,25 +922,7 @@
                 <w:sz w:val="20"/>
                 <w:szCs w:val="20"/>
               </w:rPr>
-              <w:t>{{</w:t>
-            </w:r>
-            <w:proofErr w:type="spellStart"/>
-            <w:r>
-              <w:rPr>
-                <w:rFonts w:ascii="Arial Nova Cond" w:hAnsi="Arial Nova Cond" w:cs="Times New Roman"/>
-                <w:sz w:val="20"/>
-                <w:szCs w:val="20"/>
-              </w:rPr>
-              <w:t>institucioneducativa</w:t>
-            </w:r>
-            <w:proofErr w:type="spellEnd"/>
-            <w:r>
-              <w:rPr>
-                <w:rFonts w:ascii="Arial Nova Cond" w:hAnsi="Arial Nova Cond" w:cs="Times New Roman"/>
-                <w:sz w:val="20"/>
-                <w:szCs w:val="20"/>
-              </w:rPr>
-              <w:t>}}</w:t>
+              <w:t>{{institucioneducativa}}</w:t>
             </w:r>
           </w:p>
         </w:tc>
@@ -2626,29 +2512,16 @@
                 <w:szCs w:val="20"/>
               </w:rPr>
             </w:pPr>
-            <w:proofErr w:type="spellStart"/>
-            <w:r>
-              <w:rPr>
-                <w:rFonts w:ascii="Arial Nova Cond Light" w:hAnsi="Arial Nova Cond Light" w:cs="Times New Roman"/>
-                <w:b/>
-                <w:bCs/>
-                <w:color w:val="000000" w:themeColor="text1"/>
-                <w:sz w:val="20"/>
-                <w:szCs w:val="20"/>
-              </w:rPr>
-              <w:t>N°</w:t>
-            </w:r>
-            <w:proofErr w:type="spellEnd"/>
-            <w:r>
-              <w:rPr>
-                <w:rFonts w:ascii="Arial Nova Cond Light" w:hAnsi="Arial Nova Cond Light" w:cs="Times New Roman"/>
-                <w:b/>
-                <w:bCs/>
-                <w:color w:val="000000" w:themeColor="text1"/>
-                <w:sz w:val="20"/>
-                <w:szCs w:val="20"/>
-              </w:rPr>
-              <w:t xml:space="preserve"> DE SEMANAS LECTIVAS</w:t>
+            <w:r>
+              <w:rPr>
+                <w:rFonts w:ascii="Arial Nova Cond Light" w:hAnsi="Arial Nova Cond Light" w:cs="Times New Roman"/>
+                <w:b/>
+                <w:bCs/>
+                <w:color w:val="000000" w:themeColor="text1"/>
+                <w:sz w:val="20"/>
+                <w:szCs w:val="20"/>
+              </w:rPr>
+              <w:t>N° DE SEMANAS LECTIVAS</w:t>
             </w:r>
           </w:p>
         </w:tc>
@@ -2673,29 +2546,16 @@
                 <w:szCs w:val="20"/>
               </w:rPr>
             </w:pPr>
-            <w:proofErr w:type="spellStart"/>
-            <w:r>
-              <w:rPr>
-                <w:rFonts w:ascii="Arial Nova Cond Light" w:hAnsi="Arial Nova Cond Light" w:cs="Times New Roman"/>
-                <w:b/>
-                <w:bCs/>
-                <w:color w:val="000000" w:themeColor="text1"/>
-                <w:sz w:val="20"/>
-                <w:szCs w:val="20"/>
-              </w:rPr>
-              <w:t>N°</w:t>
-            </w:r>
-            <w:proofErr w:type="spellEnd"/>
-            <w:r>
-              <w:rPr>
-                <w:rFonts w:ascii="Arial Nova Cond Light" w:hAnsi="Arial Nova Cond Light" w:cs="Times New Roman"/>
-                <w:b/>
-                <w:bCs/>
-                <w:color w:val="000000" w:themeColor="text1"/>
-                <w:sz w:val="20"/>
-                <w:szCs w:val="20"/>
-              </w:rPr>
-              <w:t xml:space="preserve"> UNIDADES</w:t>
+            <w:r>
+              <w:rPr>
+                <w:rFonts w:ascii="Arial Nova Cond Light" w:hAnsi="Arial Nova Cond Light" w:cs="Times New Roman"/>
+                <w:b/>
+                <w:bCs/>
+                <w:color w:val="000000" w:themeColor="text1"/>
+                <w:sz w:val="20"/>
+                <w:szCs w:val="20"/>
+              </w:rPr>
+              <w:t>N° UNIDADES</w:t>
             </w:r>
           </w:p>
         </w:tc>
@@ -7318,13 +7178,13 @@
         <w:tblLook w:val="04A0" w:firstRow="1" w:lastRow="0" w:firstColumn="1" w:lastColumn="0" w:noHBand="0" w:noVBand="1"/>
       </w:tblPr>
       <w:tblGrid>
-        <w:gridCol w:w="875"/>
-        <w:gridCol w:w="1095"/>
-        <w:gridCol w:w="1726"/>
-        <w:gridCol w:w="6169"/>
-        <w:gridCol w:w="2015"/>
-        <w:gridCol w:w="1634"/>
-        <w:gridCol w:w="1337"/>
+        <w:gridCol w:w="818"/>
+        <w:gridCol w:w="1018"/>
+        <w:gridCol w:w="5379"/>
+        <w:gridCol w:w="1984"/>
+        <w:gridCol w:w="2693"/>
+        <w:gridCol w:w="1560"/>
+        <w:gridCol w:w="1399"/>
       </w:tblGrid>
       <w:tr>
         <w:trPr>
@@ -7333,7 +7193,7 @@
         </w:trPr>
         <w:tc>
           <w:tcPr>
-            <w:tcW w:w="875" w:type="dxa"/>
+            <w:tcW w:w="818" w:type="dxa"/>
             <w:shd w:val="clear" w:color="auto" w:fill="C1F0C7" w:themeFill="accent3" w:themeFillTint="33"/>
             <w:vAlign w:val="center"/>
           </w:tcPr>
@@ -7367,7 +7227,7 @@
         </w:tc>
         <w:tc>
           <w:tcPr>
-            <w:tcW w:w="1095" w:type="dxa"/>
+            <w:tcW w:w="1018" w:type="dxa"/>
             <w:shd w:val="clear" w:color="auto" w:fill="C1F0C7" w:themeFill="accent3" w:themeFillTint="33"/>
             <w:vAlign w:val="center"/>
           </w:tcPr>
@@ -7400,7 +7260,7 @@
         </w:tc>
         <w:tc>
           <w:tcPr>
-            <w:tcW w:w="1726" w:type="dxa"/>
+            <w:tcW w:w="5379" w:type="dxa"/>
             <w:shd w:val="clear" w:color="auto" w:fill="C1F0C7" w:themeFill="accent3" w:themeFillTint="33"/>
             <w:vAlign w:val="center"/>
           </w:tcPr>
@@ -7427,13 +7287,35 @@
                 <w:sz w:val="20"/>
                 <w:szCs w:val="20"/>
               </w:rPr>
-              <w:t>PROBLEMA / POTENCIALIDAD</w:t>
-            </w:r>
-          </w:p>
-        </w:tc>
-        <w:tc>
-          <w:tcPr>
-            <w:tcW w:w="6169" w:type="dxa"/>
+              <w:t>SITUACIÓN SIGNIF</w:t>
+            </w:r>
+            <w:r>
+              <w:rPr>
+                <w:rFonts w:ascii="Arial Nova Cond" w:hAnsi="Arial Nova Cond" w:cs="Times New Roman"/>
+                <w:b/>
+                <w:bCs/>
+                <w:color w:val="000000" w:themeColor="text1"/>
+                <w:sz w:val="20"/>
+                <w:szCs w:val="20"/>
+              </w:rPr>
+              <w:t>I</w:t>
+            </w:r>
+            <w:r>
+              <w:rPr>
+                <w:rFonts w:ascii="Arial Nova Cond" w:hAnsi="Arial Nova Cond" w:cs="Times New Roman"/>
+                <w:b/>
+                <w:bCs/>
+                <w:color w:val="000000" w:themeColor="text1"/>
+                <w:sz w:val="20"/>
+                <w:szCs w:val="20"/>
+              </w:rPr>
+              <w:t>CATIVA</w:t>
+            </w:r>
+          </w:p>
+        </w:tc>
+        <w:tc>
+          <w:tcPr>
+            <w:tcW w:w="1984" w:type="dxa"/>
             <w:shd w:val="clear" w:color="auto" w:fill="C1F0C7" w:themeFill="accent3" w:themeFillTint="33"/>
             <w:vAlign w:val="center"/>
           </w:tcPr>
@@ -7460,7 +7342,7 @@
                 <w:sz w:val="20"/>
                 <w:szCs w:val="20"/>
               </w:rPr>
-              <w:t>SITUACIÓN SIGNIF</w:t>
+              <w:t>TÍTULO DE LA UNIDAD DID</w:t>
             </w:r>
             <w:r>
               <w:rPr>
@@ -7471,7 +7353,7 @@
                 <w:sz w:val="20"/>
                 <w:szCs w:val="20"/>
               </w:rPr>
-              <w:t>I</w:t>
+              <w:t>Á</w:t>
             </w:r>
             <w:r>
               <w:rPr>
@@ -7482,13 +7364,24 @@
                 <w:sz w:val="20"/>
                 <w:szCs w:val="20"/>
               </w:rPr>
-              <w:t>CATIVA</w:t>
-            </w:r>
-          </w:p>
-        </w:tc>
-        <w:tc>
-          <w:tcPr>
-            <w:tcW w:w="2015" w:type="dxa"/>
+              <w:t>CTICA</w:t>
+            </w:r>
+            <w:r>
+              <w:rPr>
+                <w:rFonts w:ascii="Arial Nova Cond" w:hAnsi="Arial Nova Cond" w:cs="Times New Roman"/>
+                <w:b/>
+                <w:bCs/>
+                <w:color w:val="000000" w:themeColor="text1"/>
+                <w:sz w:val="20"/>
+                <w:szCs w:val="20"/>
+              </w:rPr>
+              <w:t>.</w:t>
+            </w:r>
+          </w:p>
+        </w:tc>
+        <w:tc>
+          <w:tcPr>
+            <w:tcW w:w="2693" w:type="dxa"/>
             <w:shd w:val="clear" w:color="auto" w:fill="C1F0C7" w:themeFill="accent3" w:themeFillTint="33"/>
             <w:vAlign w:val="center"/>
           </w:tcPr>
@@ -7515,46 +7408,13 @@
                 <w:sz w:val="20"/>
                 <w:szCs w:val="20"/>
               </w:rPr>
-              <w:t>TÍTULO DE LA UNIDAD DID</w:t>
-            </w:r>
-            <w:r>
-              <w:rPr>
-                <w:rFonts w:ascii="Arial Nova Cond" w:hAnsi="Arial Nova Cond" w:cs="Times New Roman"/>
-                <w:b/>
-                <w:bCs/>
-                <w:color w:val="000000" w:themeColor="text1"/>
-                <w:sz w:val="20"/>
-                <w:szCs w:val="20"/>
-              </w:rPr>
-              <w:t>Á</w:t>
-            </w:r>
-            <w:r>
-              <w:rPr>
-                <w:rFonts w:ascii="Arial Nova Cond" w:hAnsi="Arial Nova Cond" w:cs="Times New Roman"/>
-                <w:b/>
-                <w:bCs/>
-                <w:color w:val="000000" w:themeColor="text1"/>
-                <w:sz w:val="20"/>
-                <w:szCs w:val="20"/>
-              </w:rPr>
-              <w:t>CTICA</w:t>
-            </w:r>
-            <w:r>
-              <w:rPr>
-                <w:rFonts w:ascii="Arial Nova Cond" w:hAnsi="Arial Nova Cond" w:cs="Times New Roman"/>
-                <w:b/>
-                <w:bCs/>
-                <w:color w:val="000000" w:themeColor="text1"/>
-                <w:sz w:val="20"/>
-                <w:szCs w:val="20"/>
-              </w:rPr>
-              <w:t>.</w:t>
-            </w:r>
-          </w:p>
-        </w:tc>
-        <w:tc>
-          <w:tcPr>
-            <w:tcW w:w="1634" w:type="dxa"/>
+              <w:t>CAMPO TEMATICO</w:t>
+            </w:r>
+          </w:p>
+        </w:tc>
+        <w:tc>
+          <w:tcPr>
+            <w:tcW w:w="1560" w:type="dxa"/>
             <w:shd w:val="clear" w:color="auto" w:fill="C1F0C7" w:themeFill="accent3" w:themeFillTint="33"/>
             <w:vAlign w:val="center"/>
           </w:tcPr>
@@ -7587,7 +7447,7 @@
         </w:tc>
         <w:tc>
           <w:tcPr>
-            <w:tcW w:w="1337" w:type="dxa"/>
+            <w:tcW w:w="1399" w:type="dxa"/>
             <w:shd w:val="clear" w:color="auto" w:fill="C1F0C7" w:themeFill="accent3" w:themeFillTint="33"/>
             <w:vAlign w:val="center"/>
           </w:tcPr>
@@ -7626,7 +7486,7 @@
         </w:trPr>
         <w:tc>
           <w:tcPr>
-            <w:tcW w:w="875" w:type="dxa"/>
+            <w:tcW w:w="818" w:type="dxa"/>
             <w:vMerge w:val="restart"/>
             <w:vAlign w:val="center"/>
           </w:tcPr>
@@ -7665,7 +7525,7 @@
         </w:tc>
         <w:tc>
           <w:tcPr>
-            <w:tcW w:w="1095" w:type="dxa"/>
+            <w:tcW w:w="1018" w:type="dxa"/>
             <w:vAlign w:val="center"/>
           </w:tcPr>
           <w:p>
@@ -7703,7 +7563,7 @@
         </w:tc>
         <w:tc>
           <w:tcPr>
-            <w:tcW w:w="1726" w:type="dxa"/>
+            <w:tcW w:w="5379" w:type="dxa"/>
             <w:vAlign w:val="center"/>
           </w:tcPr>
           <w:p>
@@ -7731,13 +7591,144 @@
                 <w:szCs w:val="20"/>
                 <w:lang w:val="es-ES_tradnl"/>
               </w:rPr>
-              <w:t>{{problemapotencialidad0}}</w:t>
-            </w:r>
-          </w:p>
-        </w:tc>
-        <w:tc>
-          <w:tcPr>
-            <w:tcW w:w="6169" w:type="dxa"/>
+              <w:t>{{situacionsignificativa0}}</w:t>
+            </w:r>
+          </w:p>
+        </w:tc>
+        <w:tc>
+          <w:tcPr>
+            <w:tcW w:w="1984" w:type="dxa"/>
+            <w:vAlign w:val="center"/>
+          </w:tcPr>
+          <w:p>
+            <w:pPr>
+              <w:autoSpaceDE w:val="0"/>
+              <w:autoSpaceDN w:val="0"/>
+              <w:adjustRightInd w:val="0"/>
+              <w:jc w:val="center"/>
+              <w:rPr>
+                <w:rFonts w:ascii="Arial Nova Cond" w:hAnsi="Arial Nova Cond" w:cs="Arial"/>
+                <w:color w:val="000000"/>
+                <w:kern w:val="0"/>
+                <w:sz w:val="20"/>
+                <w:szCs w:val="20"/>
+              </w:rPr>
+            </w:pPr>
+            <w:r>
+              <w:rPr>
+                <w:rFonts w:ascii="Arial Nova Cond" w:hAnsi="Arial Nova Cond" w:cs="Arial"/>
+                <w:color w:val="000000"/>
+                <w:kern w:val="0"/>
+                <w:sz w:val="20"/>
+                <w:szCs w:val="20"/>
+              </w:rPr>
+              <w:t>{{titulosituacionsignificativa0}}</w:t>
+            </w:r>
+          </w:p>
+        </w:tc>
+        <w:tc>
+          <w:tcPr>
+            <w:tcW w:w="2693" w:type="dxa"/>
+            <w:vAlign w:val="center"/>
+          </w:tcPr>
+          <w:p>
+            <w:pPr>
+              <w:autoSpaceDE w:val="0"/>
+              <w:autoSpaceDN w:val="0"/>
+              <w:adjustRightInd w:val="0"/>
+              <w:jc w:val="both"/>
+              <w:rPr>
+                <w:rFonts w:ascii="Arial Nova Cond" w:hAnsi="Arial Nova Cond" w:cs="Arial"/>
+                <w:color w:val="000000"/>
+                <w:kern w:val="0"/>
+                <w:sz w:val="20"/>
+                <w:szCs w:val="20"/>
+              </w:rPr>
+            </w:pPr>
+            <w:r>
+              <w:rPr>
+                <w:rFonts w:ascii="Arial Nova Cond" w:hAnsi="Arial Nova Cond" w:cs="Arial"/>
+                <w:color w:val="000000"/>
+                <w:kern w:val="0"/>
+                <w:sz w:val="20"/>
+                <w:szCs w:val="20"/>
+              </w:rPr>
+              <w:t>{{campotematico0}}</w:t>
+            </w:r>
+          </w:p>
+        </w:tc>
+        <w:tc>
+          <w:tcPr>
+            <w:tcW w:w="1560" w:type="dxa"/>
+            <w:vAlign w:val="center"/>
+          </w:tcPr>
+          <w:p>
+            <w:pPr>
+              <w:autoSpaceDE w:val="0"/>
+              <w:autoSpaceDN w:val="0"/>
+              <w:adjustRightInd w:val="0"/>
+              <w:jc w:val="both"/>
+              <w:rPr>
+                <w:rFonts w:ascii="Arial Nova Cond" w:hAnsi="Arial Nova Cond" w:cs="Arial"/>
+                <w:color w:val="000000"/>
+                <w:kern w:val="0"/>
+                <w:sz w:val="20"/>
+                <w:szCs w:val="20"/>
+              </w:rPr>
+            </w:pPr>
+            <w:r>
+              <w:rPr>
+                <w:rFonts w:ascii="Arial Nova Cond" w:hAnsi="Arial Nova Cond" w:cs="Arial"/>
+                <w:color w:val="000000"/>
+                <w:kern w:val="0"/>
+                <w:sz w:val="20"/>
+                <w:szCs w:val="20"/>
+              </w:rPr>
+              <w:t>{{competencias0}}</w:t>
+            </w:r>
+          </w:p>
+        </w:tc>
+        <w:tc>
+          <w:tcPr>
+            <w:tcW w:w="1399" w:type="dxa"/>
+            <w:vAlign w:val="center"/>
+          </w:tcPr>
+          <w:p>
+            <w:pPr>
+              <w:autoSpaceDE w:val="0"/>
+              <w:autoSpaceDN w:val="0"/>
+              <w:adjustRightInd w:val="0"/>
+              <w:jc w:val="both"/>
+              <w:rPr>
+                <w:rFonts w:ascii="Arial Nova Cond" w:hAnsi="Arial Nova Cond" w:cs="Arial"/>
+                <w:color w:val="000000"/>
+                <w:kern w:val="0"/>
+                <w:sz w:val="20"/>
+                <w:szCs w:val="20"/>
+              </w:rPr>
+            </w:pPr>
+            <w:r>
+              <w:rPr>
+                <w:rFonts w:ascii="Arial Nova Cond" w:hAnsi="Arial Nova Cond" w:cs="Arial"/>
+                <w:color w:val="000000"/>
+                <w:kern w:val="0"/>
+                <w:sz w:val="20"/>
+                <w:szCs w:val="20"/>
+              </w:rPr>
+              <w:t>{{producto0}}</w:t>
+            </w:r>
+          </w:p>
+        </w:tc>
+      </w:tr>
+      <w:tr>
+        <w:trPr>
+          <w:trHeight w:val="756"/>
+          <w:jc w:val="center"/>
+        </w:trPr>
+        <w:tc>
+          <w:tcPr>
+            <w:tcW w:w="818" w:type="dxa"/>
+            <w:vMerge/>
             <w:vAlign w:val="center"/>
           </w:tcPr>
           <w:p>
@@ -7750,6 +7741,71 @@
               </w:tabs>
               <w:spacing w:line="276" w:lineRule="auto"/>
               <w:ind w:left="0"/>
+              <w:jc w:val="center"/>
+              <w:rPr>
+                <w:rFonts w:ascii="Arial Nova Cond" w:eastAsia="Calibri" w:hAnsi="Arial Nova Cond" w:cs="Times New Roman"/>
+                <w:b/>
+                <w:bCs/>
+                <w:sz w:val="20"/>
+                <w:szCs w:val="20"/>
+                <w:lang w:val="es-ES_tradnl"/>
+              </w:rPr>
+            </w:pPr>
+          </w:p>
+        </w:tc>
+        <w:tc>
+          <w:tcPr>
+            <w:tcW w:w="1018" w:type="dxa"/>
+            <w:vAlign w:val="center"/>
+          </w:tcPr>
+          <w:p>
+            <w:pPr>
+              <w:pStyle w:val="Prrafodelista"/>
+              <w:tabs>
+                <w:tab w:val="left" w:pos="0"/>
+                <w:tab w:val="left" w:pos="142"/>
+                <w:tab w:val="left" w:pos="284"/>
+              </w:tabs>
+              <w:spacing w:line="276" w:lineRule="auto"/>
+              <w:ind w:left="0"/>
+              <w:jc w:val="center"/>
+              <w:rPr>
+                <w:rFonts w:ascii="Arial Nova Cond" w:eastAsia="Calibri" w:hAnsi="Arial Nova Cond" w:cs="Times New Roman"/>
+                <w:b/>
+                <w:bCs/>
+                <w:sz w:val="20"/>
+                <w:szCs w:val="20"/>
+                <w:lang w:val="es-ES_tradnl"/>
+              </w:rPr>
+            </w:pPr>
+            <w:r>
+              <w:rPr>
+                <w:rFonts w:ascii="Arial Nova Cond" w:eastAsia="Calibri" w:hAnsi="Arial Nova Cond" w:cs="Times New Roman"/>
+                <w:b/>
+                <w:bCs/>
+                <w:sz w:val="20"/>
+                <w:szCs w:val="20"/>
+                <w:lang w:val="es-ES_tradnl"/>
+              </w:rPr>
+              <w:t>U 1</w:t>
+            </w:r>
+          </w:p>
+        </w:tc>
+        <w:tc>
+          <w:tcPr>
+            <w:tcW w:w="5379" w:type="dxa"/>
+            <w:vAlign w:val="center"/>
+          </w:tcPr>
+          <w:p>
+            <w:pPr>
+              <w:pStyle w:val="Prrafodelista"/>
+              <w:tabs>
+                <w:tab w:val="left" w:pos="0"/>
+                <w:tab w:val="left" w:pos="142"/>
+                <w:tab w:val="left" w:pos="284"/>
+              </w:tabs>
+              <w:spacing w:line="276" w:lineRule="auto"/>
+              <w:ind w:left="0"/>
               <w:jc w:val="both"/>
               <w:rPr>
                 <w:rFonts w:ascii="Arial Nova Cond" w:eastAsia="Calibri" w:hAnsi="Arial Nova Cond" w:cs="Times New Roman"/>
@@ -7765,13 +7821,13 @@
                 <w:szCs w:val="20"/>
                 <w:lang w:val="es-ES_tradnl"/>
               </w:rPr>
-              <w:t>{{situacionsignificativa0}}</w:t>
-            </w:r>
-          </w:p>
-        </w:tc>
-        <w:tc>
-          <w:tcPr>
-            <w:tcW w:w="2015" w:type="dxa"/>
+              <w:t>{{situacionsignificativa1}}</w:t>
+            </w:r>
+          </w:p>
+        </w:tc>
+        <w:tc>
+          <w:tcPr>
+            <w:tcW w:w="1984" w:type="dxa"/>
             <w:vAlign w:val="center"/>
           </w:tcPr>
           <w:p>
@@ -7782,7 +7838,7 @@
               <w:jc w:val="center"/>
               <w:rPr>
                 <w:rFonts w:ascii="Arial Nova Cond" w:hAnsi="Arial Nova Cond" w:cs="Arial"/>
-                <w:color w:val="000000"/>
+                <w:color w:val="000000" w:themeColor="text1"/>
                 <w:kern w:val="0"/>
                 <w:sz w:val="20"/>
                 <w:szCs w:val="20"/>
@@ -7796,13 +7852,13 @@
                 <w:sz w:val="20"/>
                 <w:szCs w:val="20"/>
               </w:rPr>
-              <w:t>{{titulosituacionsignificativa0}}</w:t>
-            </w:r>
-          </w:p>
-        </w:tc>
-        <w:tc>
-          <w:tcPr>
-            <w:tcW w:w="1634" w:type="dxa"/>
+              <w:t>{{titulosituacionsignificativa1}}</w:t>
+            </w:r>
+          </w:p>
+        </w:tc>
+        <w:tc>
+          <w:tcPr>
+            <w:tcW w:w="2693" w:type="dxa"/>
             <w:vAlign w:val="center"/>
           </w:tcPr>
           <w:p>
@@ -7827,13 +7883,13 @@
                 <w:sz w:val="20"/>
                 <w:szCs w:val="20"/>
               </w:rPr>
-              <w:t>{{competencias0}}</w:t>
-            </w:r>
-          </w:p>
-        </w:tc>
-        <w:tc>
-          <w:tcPr>
-            <w:tcW w:w="1337" w:type="dxa"/>
+              <w:t>{{campotematico1}}</w:t>
+            </w:r>
+          </w:p>
+        </w:tc>
+        <w:tc>
+          <w:tcPr>
+            <w:tcW w:w="1560" w:type="dxa"/>
             <w:vAlign w:val="center"/>
           </w:tcPr>
           <w:p>
@@ -7841,7 +7897,7 @@
               <w:autoSpaceDE w:val="0"/>
               <w:autoSpaceDN w:val="0"/>
               <w:adjustRightInd w:val="0"/>
-              <w:jc w:val="center"/>
+              <w:jc w:val="both"/>
               <w:rPr>
                 <w:rFonts w:ascii="Arial Nova Cond" w:hAnsi="Arial Nova Cond" w:cs="Arial"/>
                 <w:color w:val="000000"/>
@@ -7858,7 +7914,38 @@
                 <w:sz w:val="20"/>
                 <w:szCs w:val="20"/>
               </w:rPr>
-              <w:t>{{producto0}}</w:t>
+              <w:t>{{competencias1}}</w:t>
+            </w:r>
+          </w:p>
+        </w:tc>
+        <w:tc>
+          <w:tcPr>
+            <w:tcW w:w="1399" w:type="dxa"/>
+            <w:vAlign w:val="center"/>
+          </w:tcPr>
+          <w:p>
+            <w:pPr>
+              <w:autoSpaceDE w:val="0"/>
+              <w:autoSpaceDN w:val="0"/>
+              <w:adjustRightInd w:val="0"/>
+              <w:jc w:val="both"/>
+              <w:rPr>
+                <w:rFonts w:ascii="Arial Nova Cond" w:hAnsi="Arial Nova Cond" w:cs="Arial"/>
+                <w:color w:val="000000"/>
+                <w:kern w:val="0"/>
+                <w:sz w:val="20"/>
+                <w:szCs w:val="20"/>
+              </w:rPr>
+            </w:pPr>
+            <w:r>
+              <w:rPr>
+                <w:rFonts w:ascii="Arial Nova Cond" w:hAnsi="Arial Nova Cond" w:cs="Arial"/>
+                <w:color w:val="000000"/>
+                <w:kern w:val="0"/>
+                <w:sz w:val="20"/>
+                <w:szCs w:val="20"/>
+              </w:rPr>
+              <w:t>{{producto1}}</w:t>
             </w:r>
           </w:p>
         </w:tc>
@@ -7870,7 +7957,7 @@
         </w:trPr>
         <w:tc>
           <w:tcPr>
-            <w:tcW w:w="875" w:type="dxa"/>
+            <w:tcW w:w="818" w:type="dxa"/>
             <w:vMerge/>
             <w:vAlign w:val="center"/>
           </w:tcPr>
@@ -7898,7 +7985,7 @@
         </w:tc>
         <w:tc>
           <w:tcPr>
-            <w:tcW w:w="1095" w:type="dxa"/>
+            <w:tcW w:w="1018" w:type="dxa"/>
             <w:vAlign w:val="center"/>
           </w:tcPr>
           <w:p>
@@ -7930,39 +8017,13 @@
                 <w:szCs w:val="20"/>
                 <w:lang w:val="es-ES_tradnl"/>
               </w:rPr>
-              <w:t>U 1</w:t>
-            </w:r>
-          </w:p>
-        </w:tc>
-        <w:tc>
-          <w:tcPr>
-            <w:tcW w:w="1726" w:type="dxa"/>
-            <w:vAlign w:val="center"/>
-          </w:tcPr>
-          <w:p>
-            <w:pPr>
-              <w:pStyle w:val="NormalWeb"/>
-              <w:jc w:val="both"/>
-              <w:rPr>
-                <w:rFonts w:ascii="Arial Nova Cond" w:hAnsi="Arial Nova Cond"/>
-                <w:sz w:val="20"/>
-                <w:szCs w:val="20"/>
-              </w:rPr>
-            </w:pPr>
-            <w:r>
-              <w:rPr>
-                <w:rFonts w:ascii="Arial Nova Cond" w:eastAsia="Calibri" w:hAnsi="Arial Nova Cond"/>
-                <w:sz w:val="20"/>
-                <w:szCs w:val="20"/>
-                <w:lang w:val="es-ES_tradnl"/>
-              </w:rPr>
-              <w:t>{{problemapotencialidad1}}</w:t>
-            </w:r>
-          </w:p>
-        </w:tc>
-        <w:tc>
-          <w:tcPr>
-            <w:tcW w:w="6169" w:type="dxa"/>
+              <w:t>U 2</w:t>
+            </w:r>
+          </w:p>
+        </w:tc>
+        <w:tc>
+          <w:tcPr>
+            <w:tcW w:w="5379" w:type="dxa"/>
             <w:vAlign w:val="center"/>
           </w:tcPr>
           <w:p>
@@ -7990,13 +8051,13 @@
                 <w:szCs w:val="20"/>
                 <w:lang w:val="es-ES_tradnl"/>
               </w:rPr>
-              <w:t>{{situacionsignificativa1}}</w:t>
-            </w:r>
-          </w:p>
-        </w:tc>
-        <w:tc>
-          <w:tcPr>
-            <w:tcW w:w="2015" w:type="dxa"/>
+              <w:t>{{situacionsignificativa2}}</w:t>
+            </w:r>
+          </w:p>
+        </w:tc>
+        <w:tc>
+          <w:tcPr>
+            <w:tcW w:w="1984" w:type="dxa"/>
             <w:vAlign w:val="center"/>
           </w:tcPr>
           <w:p>
@@ -8007,7 +8068,7 @@
               <w:jc w:val="center"/>
               <w:rPr>
                 <w:rFonts w:ascii="Arial Nova Cond" w:hAnsi="Arial Nova Cond" w:cs="Arial"/>
-                <w:color w:val="000000" w:themeColor="text1"/>
+                <w:color w:val="000000"/>
                 <w:kern w:val="0"/>
                 <w:sz w:val="20"/>
                 <w:szCs w:val="20"/>
@@ -8021,13 +8082,13 @@
                 <w:sz w:val="20"/>
                 <w:szCs w:val="20"/>
               </w:rPr>
-              <w:t>{{titulosituacionsignificativa1}}</w:t>
-            </w:r>
-          </w:p>
-        </w:tc>
-        <w:tc>
-          <w:tcPr>
-            <w:tcW w:w="1634" w:type="dxa"/>
+              <w:t>{{titulosituacionsignificativa2}}</w:t>
+            </w:r>
+          </w:p>
+        </w:tc>
+        <w:tc>
+          <w:tcPr>
+            <w:tcW w:w="2693" w:type="dxa"/>
             <w:vAlign w:val="center"/>
           </w:tcPr>
           <w:p>
@@ -8052,13 +8113,13 @@
                 <w:sz w:val="20"/>
                 <w:szCs w:val="20"/>
               </w:rPr>
-              <w:t>{{competencias1}}</w:t>
-            </w:r>
-          </w:p>
-        </w:tc>
-        <w:tc>
-          <w:tcPr>
-            <w:tcW w:w="1337" w:type="dxa"/>
+              <w:t>{{campotematico2}}</w:t>
+            </w:r>
+          </w:p>
+        </w:tc>
+        <w:tc>
+          <w:tcPr>
+            <w:tcW w:w="1560" w:type="dxa"/>
             <w:vAlign w:val="center"/>
           </w:tcPr>
           <w:p>
@@ -8066,7 +8127,7 @@
               <w:autoSpaceDE w:val="0"/>
               <w:autoSpaceDN w:val="0"/>
               <w:adjustRightInd w:val="0"/>
-              <w:jc w:val="center"/>
+              <w:jc w:val="both"/>
               <w:rPr>
                 <w:rFonts w:ascii="Arial Nova Cond" w:hAnsi="Arial Nova Cond" w:cs="Arial"/>
                 <w:color w:val="000000"/>
@@ -8083,7 +8144,38 @@
                 <w:sz w:val="20"/>
                 <w:szCs w:val="20"/>
               </w:rPr>
-              <w:t>{{producto1}}</w:t>
+              <w:t>{{competencias2}}</w:t>
+            </w:r>
+          </w:p>
+        </w:tc>
+        <w:tc>
+          <w:tcPr>
+            <w:tcW w:w="1399" w:type="dxa"/>
+            <w:vAlign w:val="center"/>
+          </w:tcPr>
+          <w:p>
+            <w:pPr>
+              <w:autoSpaceDE w:val="0"/>
+              <w:autoSpaceDN w:val="0"/>
+              <w:adjustRightInd w:val="0"/>
+              <w:jc w:val="both"/>
+              <w:rPr>
+                <w:rFonts w:ascii="Arial Nova Cond" w:hAnsi="Arial Nova Cond" w:cs="Arial"/>
+                <w:color w:val="000000"/>
+                <w:kern w:val="0"/>
+                <w:sz w:val="20"/>
+                <w:szCs w:val="20"/>
+              </w:rPr>
+            </w:pPr>
+            <w:r>
+              <w:rPr>
+                <w:rFonts w:ascii="Arial Nova Cond" w:hAnsi="Arial Nova Cond" w:cs="Arial"/>
+                <w:color w:val="000000"/>
+                <w:kern w:val="0"/>
+                <w:sz w:val="20"/>
+                <w:szCs w:val="20"/>
+              </w:rPr>
+              <w:t>{{producto2}}</w:t>
             </w:r>
           </w:p>
         </w:tc>
@@ -8095,8 +8187,8 @@
         </w:trPr>
         <w:tc>
           <w:tcPr>
-            <w:tcW w:w="875" w:type="dxa"/>
-            <w:vMerge/>
+            <w:tcW w:w="818" w:type="dxa"/>
+            <w:vMerge w:val="restart"/>
             <w:vAlign w:val="center"/>
           </w:tcPr>
           <w:p>
@@ -8119,11 +8211,22 @@
                 <w:lang w:val="es-ES_tradnl"/>
               </w:rPr>
             </w:pPr>
-          </w:p>
-        </w:tc>
-        <w:tc>
-          <w:tcPr>
-            <w:tcW w:w="1095" w:type="dxa"/>
+            <w:r>
+              <w:rPr>
+                <w:rFonts w:ascii="Arial Nova Cond" w:eastAsia="Calibri" w:hAnsi="Arial Nova Cond" w:cs="Times New Roman"/>
+                <w:b/>
+                <w:bCs/>
+                <w:sz w:val="20"/>
+                <w:szCs w:val="20"/>
+                <w:lang w:val="es-ES_tradnl"/>
+              </w:rPr>
+              <w:t>II</w:t>
+            </w:r>
+          </w:p>
+        </w:tc>
+        <w:tc>
+          <w:tcPr>
+            <w:tcW w:w="1018" w:type="dxa"/>
             <w:vAlign w:val="center"/>
           </w:tcPr>
           <w:p>
@@ -8155,39 +8258,13 @@
                 <w:szCs w:val="20"/>
                 <w:lang w:val="es-ES_tradnl"/>
               </w:rPr>
-              <w:t>U 2</w:t>
-            </w:r>
-          </w:p>
-        </w:tc>
-        <w:tc>
-          <w:tcPr>
-            <w:tcW w:w="1726" w:type="dxa"/>
-            <w:vAlign w:val="center"/>
-          </w:tcPr>
-          <w:p>
-            <w:pPr>
-              <w:pStyle w:val="NormalWeb"/>
-              <w:jc w:val="both"/>
-              <w:rPr>
-                <w:rFonts w:ascii="Arial Nova Cond" w:eastAsia="Calibri" w:hAnsi="Arial Nova Cond"/>
-                <w:sz w:val="20"/>
-                <w:szCs w:val="20"/>
-              </w:rPr>
-            </w:pPr>
-            <w:r>
-              <w:rPr>
-                <w:rFonts w:ascii="Arial Nova Cond" w:eastAsia="Calibri" w:hAnsi="Arial Nova Cond"/>
-                <w:sz w:val="20"/>
-                <w:szCs w:val="20"/>
-                <w:lang w:val="es-ES_tradnl"/>
-              </w:rPr>
-              <w:t>{{problemapotencialidad2}}</w:t>
-            </w:r>
-          </w:p>
-        </w:tc>
-        <w:tc>
-          <w:tcPr>
-            <w:tcW w:w="6169" w:type="dxa"/>
+              <w:t>U 3</w:t>
+            </w:r>
+          </w:p>
+        </w:tc>
+        <w:tc>
+          <w:tcPr>
+            <w:tcW w:w="5379" w:type="dxa"/>
             <w:vAlign w:val="center"/>
           </w:tcPr>
           <w:p>
@@ -8203,6 +8280,7 @@
               <w:jc w:val="both"/>
               <w:rPr>
                 <w:rFonts w:ascii="Arial Nova Cond" w:eastAsia="Calibri" w:hAnsi="Arial Nova Cond" w:cs="Times New Roman"/>
+                <w:color w:val="000000" w:themeColor="text1"/>
                 <w:sz w:val="20"/>
                 <w:szCs w:val="20"/>
                 <w:lang w:val="es-ES_tradnl"/>
@@ -8215,13 +8293,13 @@
                 <w:szCs w:val="20"/>
                 <w:lang w:val="es-ES_tradnl"/>
               </w:rPr>
-              <w:t>{{situacionsignificativa2}}</w:t>
-            </w:r>
-          </w:p>
-        </w:tc>
-        <w:tc>
-          <w:tcPr>
-            <w:tcW w:w="2015" w:type="dxa"/>
+              <w:t>{{situacionsignificativa3}}</w:t>
+            </w:r>
+          </w:p>
+        </w:tc>
+        <w:tc>
+          <w:tcPr>
+            <w:tcW w:w="1984" w:type="dxa"/>
             <w:vAlign w:val="center"/>
           </w:tcPr>
           <w:p>
@@ -8232,7 +8310,7 @@
               <w:jc w:val="center"/>
               <w:rPr>
                 <w:rFonts w:ascii="Arial Nova Cond" w:hAnsi="Arial Nova Cond" w:cs="Arial"/>
-                <w:color w:val="000000"/>
+                <w:color w:val="215E99" w:themeColor="text2" w:themeTint="BF"/>
                 <w:kern w:val="0"/>
                 <w:sz w:val="20"/>
                 <w:szCs w:val="20"/>
@@ -8246,13 +8324,13 @@
                 <w:sz w:val="20"/>
                 <w:szCs w:val="20"/>
               </w:rPr>
-              <w:t>{{titulosituacionsignificativa2}}</w:t>
-            </w:r>
-          </w:p>
-        </w:tc>
-        <w:tc>
-          <w:tcPr>
-            <w:tcW w:w="1634" w:type="dxa"/>
+              <w:t>{{titulosituacionsignificativa3}}</w:t>
+            </w:r>
+          </w:p>
+        </w:tc>
+        <w:tc>
+          <w:tcPr>
+            <w:tcW w:w="2693" w:type="dxa"/>
             <w:vAlign w:val="center"/>
           </w:tcPr>
           <w:p>
@@ -8277,13 +8355,13 @@
                 <w:sz w:val="20"/>
                 <w:szCs w:val="20"/>
               </w:rPr>
-              <w:t>{{competencias2}}</w:t>
-            </w:r>
-          </w:p>
-        </w:tc>
-        <w:tc>
-          <w:tcPr>
-            <w:tcW w:w="1337" w:type="dxa"/>
+              <w:t>{{campotematico3}}</w:t>
+            </w:r>
+          </w:p>
+        </w:tc>
+        <w:tc>
+          <w:tcPr>
+            <w:tcW w:w="1560" w:type="dxa"/>
             <w:vAlign w:val="center"/>
           </w:tcPr>
           <w:p>
@@ -8291,7 +8369,7 @@
               <w:autoSpaceDE w:val="0"/>
               <w:autoSpaceDN w:val="0"/>
               <w:adjustRightInd w:val="0"/>
-              <w:jc w:val="center"/>
+              <w:jc w:val="both"/>
               <w:rPr>
                 <w:rFonts w:ascii="Arial Nova Cond" w:hAnsi="Arial Nova Cond" w:cs="Arial"/>
                 <w:color w:val="000000"/>
@@ -8308,7 +8386,38 @@
                 <w:sz w:val="20"/>
                 <w:szCs w:val="20"/>
               </w:rPr>
-              <w:t>{{producto2}}</w:t>
+              <w:t>{{competencias3}}</w:t>
+            </w:r>
+          </w:p>
+        </w:tc>
+        <w:tc>
+          <w:tcPr>
+            <w:tcW w:w="1399" w:type="dxa"/>
+            <w:vAlign w:val="center"/>
+          </w:tcPr>
+          <w:p>
+            <w:pPr>
+              <w:autoSpaceDE w:val="0"/>
+              <w:autoSpaceDN w:val="0"/>
+              <w:adjustRightInd w:val="0"/>
+              <w:jc w:val="both"/>
+              <w:rPr>
+                <w:rFonts w:ascii="Arial Nova Cond" w:hAnsi="Arial Nova Cond" w:cs="Arial"/>
+                <w:color w:val="000000"/>
+                <w:kern w:val="0"/>
+                <w:sz w:val="20"/>
+                <w:szCs w:val="20"/>
+              </w:rPr>
+            </w:pPr>
+            <w:r>
+              <w:rPr>
+                <w:rFonts w:ascii="Arial Nova Cond" w:hAnsi="Arial Nova Cond" w:cs="Arial"/>
+                <w:color w:val="000000"/>
+                <w:kern w:val="0"/>
+                <w:sz w:val="20"/>
+                <w:szCs w:val="20"/>
+              </w:rPr>
+              <w:t>{{producto3}}</w:t>
             </w:r>
           </w:p>
         </w:tc>
@@ -8320,8 +8429,8 @@
         </w:trPr>
         <w:tc>
           <w:tcPr>
-            <w:tcW w:w="875" w:type="dxa"/>
-            <w:vMerge w:val="restart"/>
+            <w:tcW w:w="818" w:type="dxa"/>
+            <w:vMerge/>
             <w:vAlign w:val="center"/>
           </w:tcPr>
           <w:p>
@@ -8344,22 +8453,11 @@
                 <w:lang w:val="es-ES_tradnl"/>
               </w:rPr>
             </w:pPr>
-            <w:r>
-              <w:rPr>
-                <w:rFonts w:ascii="Arial Nova Cond" w:eastAsia="Calibri" w:hAnsi="Arial Nova Cond" w:cs="Times New Roman"/>
-                <w:b/>
-                <w:bCs/>
-                <w:sz w:val="20"/>
-                <w:szCs w:val="20"/>
-                <w:lang w:val="es-ES_tradnl"/>
-              </w:rPr>
-              <w:t>II</w:t>
-            </w:r>
-          </w:p>
-        </w:tc>
-        <w:tc>
-          <w:tcPr>
-            <w:tcW w:w="1095" w:type="dxa"/>
+          </w:p>
+        </w:tc>
+        <w:tc>
+          <w:tcPr>
+            <w:tcW w:w="1018" w:type="dxa"/>
             <w:vAlign w:val="center"/>
           </w:tcPr>
           <w:p>
@@ -8391,39 +8489,13 @@
                 <w:szCs w:val="20"/>
                 <w:lang w:val="es-ES_tradnl"/>
               </w:rPr>
-              <w:t>U 3</w:t>
-            </w:r>
-          </w:p>
-        </w:tc>
-        <w:tc>
-          <w:tcPr>
-            <w:tcW w:w="1726" w:type="dxa"/>
-            <w:vAlign w:val="center"/>
-          </w:tcPr>
-          <w:p>
-            <w:pPr>
-              <w:pStyle w:val="Sinespaciado"/>
-              <w:jc w:val="both"/>
-              <w:rPr>
-                <w:rFonts w:ascii="Arial Nova Cond" w:eastAsia="Times New Roman" w:hAnsi="Arial Nova Cond" w:cs="Times New Roman"/>
-                <w:sz w:val="20"/>
-                <w:szCs w:val="20"/>
-              </w:rPr>
-            </w:pPr>
-            <w:r>
-              <w:rPr>
-                <w:rFonts w:ascii="Arial Nova Cond" w:eastAsia="Calibri" w:hAnsi="Arial Nova Cond" w:cs="Times New Roman"/>
-                <w:sz w:val="20"/>
-                <w:szCs w:val="20"/>
-                <w:lang w:val="es-ES_tradnl"/>
-              </w:rPr>
-              <w:t>{{problemapotencialidad3}}</w:t>
-            </w:r>
-          </w:p>
-        </w:tc>
-        <w:tc>
-          <w:tcPr>
-            <w:tcW w:w="6169" w:type="dxa"/>
+              <w:t>U 4</w:t>
+            </w:r>
+          </w:p>
+        </w:tc>
+        <w:tc>
+          <w:tcPr>
+            <w:tcW w:w="5379" w:type="dxa"/>
             <w:vAlign w:val="center"/>
           </w:tcPr>
           <w:p>
@@ -8452,13 +8524,13 @@
                 <w:szCs w:val="20"/>
                 <w:lang w:val="es-ES_tradnl"/>
               </w:rPr>
-              <w:t>{{situacionsignificativa3}}</w:t>
-            </w:r>
-          </w:p>
-        </w:tc>
-        <w:tc>
-          <w:tcPr>
-            <w:tcW w:w="2015" w:type="dxa"/>
+              <w:t>{{situacionsignificativa4}}</w:t>
+            </w:r>
+          </w:p>
+        </w:tc>
+        <w:tc>
+          <w:tcPr>
+            <w:tcW w:w="1984" w:type="dxa"/>
             <w:vAlign w:val="center"/>
           </w:tcPr>
           <w:p>
@@ -8469,7 +8541,7 @@
               <w:jc w:val="center"/>
               <w:rPr>
                 <w:rFonts w:ascii="Arial Nova Cond" w:hAnsi="Arial Nova Cond" w:cs="Arial"/>
-                <w:color w:val="215E99" w:themeColor="text2" w:themeTint="BF"/>
+                <w:color w:val="000000" w:themeColor="text1"/>
                 <w:kern w:val="0"/>
                 <w:sz w:val="20"/>
                 <w:szCs w:val="20"/>
@@ -8483,13 +8555,13 @@
                 <w:sz w:val="20"/>
                 <w:szCs w:val="20"/>
               </w:rPr>
-              <w:t>{{titulosituacionsignificativa3}}</w:t>
-            </w:r>
-          </w:p>
-        </w:tc>
-        <w:tc>
-          <w:tcPr>
-            <w:tcW w:w="1634" w:type="dxa"/>
+              <w:t>{{titulosituacionsignificativa4}}</w:t>
+            </w:r>
+          </w:p>
+        </w:tc>
+        <w:tc>
+          <w:tcPr>
+            <w:tcW w:w="2693" w:type="dxa"/>
             <w:vAlign w:val="center"/>
           </w:tcPr>
           <w:p>
@@ -8514,13 +8586,13 @@
                 <w:sz w:val="20"/>
                 <w:szCs w:val="20"/>
               </w:rPr>
-              <w:t>{{competencias3}}</w:t>
-            </w:r>
-          </w:p>
-        </w:tc>
-        <w:tc>
-          <w:tcPr>
-            <w:tcW w:w="1337" w:type="dxa"/>
+              <w:t>{{campotematico4}}</w:t>
+            </w:r>
+          </w:p>
+        </w:tc>
+        <w:tc>
+          <w:tcPr>
+            <w:tcW w:w="1560" w:type="dxa"/>
             <w:vAlign w:val="center"/>
           </w:tcPr>
           <w:p>
@@ -8528,7 +8600,7 @@
               <w:autoSpaceDE w:val="0"/>
               <w:autoSpaceDN w:val="0"/>
               <w:adjustRightInd w:val="0"/>
-              <w:jc w:val="center"/>
+              <w:jc w:val="both"/>
               <w:rPr>
                 <w:rFonts w:ascii="Arial Nova Cond" w:hAnsi="Arial Nova Cond" w:cs="Arial"/>
                 <w:color w:val="000000"/>
@@ -8545,7 +8617,38 @@
                 <w:sz w:val="20"/>
                 <w:szCs w:val="20"/>
               </w:rPr>
-              <w:t>{{producto3}}</w:t>
+              <w:t>{{competencias4}}</w:t>
+            </w:r>
+          </w:p>
+        </w:tc>
+        <w:tc>
+          <w:tcPr>
+            <w:tcW w:w="1399" w:type="dxa"/>
+            <w:vAlign w:val="center"/>
+          </w:tcPr>
+          <w:p>
+            <w:pPr>
+              <w:autoSpaceDE w:val="0"/>
+              <w:autoSpaceDN w:val="0"/>
+              <w:adjustRightInd w:val="0"/>
+              <w:jc w:val="both"/>
+              <w:rPr>
+                <w:rFonts w:ascii="Arial Nova Cond" w:hAnsi="Arial Nova Cond" w:cs="Arial"/>
+                <w:color w:val="000000"/>
+                <w:kern w:val="0"/>
+                <w:sz w:val="20"/>
+                <w:szCs w:val="20"/>
+              </w:rPr>
+            </w:pPr>
+            <w:r>
+              <w:rPr>
+                <w:rFonts w:ascii="Arial Nova Cond" w:hAnsi="Arial Nova Cond" w:cs="Arial"/>
+                <w:color w:val="000000"/>
+                <w:kern w:val="0"/>
+                <w:sz w:val="20"/>
+                <w:szCs w:val="20"/>
+              </w:rPr>
+              <w:t>{{producto4}}</w:t>
             </w:r>
           </w:p>
         </w:tc>
@@ -8557,8 +8660,8 @@
         </w:trPr>
         <w:tc>
           <w:tcPr>
-            <w:tcW w:w="875" w:type="dxa"/>
-            <w:vMerge/>
+            <w:tcW w:w="818" w:type="dxa"/>
+            <w:vMerge w:val="restart"/>
             <w:vAlign w:val="center"/>
           </w:tcPr>
           <w:p>
@@ -8581,11 +8684,22 @@
                 <w:lang w:val="es-ES_tradnl"/>
               </w:rPr>
             </w:pPr>
-          </w:p>
-        </w:tc>
-        <w:tc>
-          <w:tcPr>
-            <w:tcW w:w="1095" w:type="dxa"/>
+            <w:r>
+              <w:rPr>
+                <w:rFonts w:ascii="Arial Nova Cond" w:eastAsia="Calibri" w:hAnsi="Arial Nova Cond" w:cs="Times New Roman"/>
+                <w:b/>
+                <w:bCs/>
+                <w:sz w:val="20"/>
+                <w:szCs w:val="20"/>
+                <w:lang w:val="es-ES_tradnl"/>
+              </w:rPr>
+              <w:t>III</w:t>
+            </w:r>
+          </w:p>
+        </w:tc>
+        <w:tc>
+          <w:tcPr>
+            <w:tcW w:w="1018" w:type="dxa"/>
             <w:vAlign w:val="center"/>
           </w:tcPr>
           <w:p>
@@ -8617,39 +8731,13 @@
                 <w:szCs w:val="20"/>
                 <w:lang w:val="es-ES_tradnl"/>
               </w:rPr>
-              <w:t>U 4</w:t>
-            </w:r>
-          </w:p>
-        </w:tc>
-        <w:tc>
-          <w:tcPr>
-            <w:tcW w:w="1726" w:type="dxa"/>
-            <w:vAlign w:val="center"/>
-          </w:tcPr>
-          <w:p>
-            <w:pPr>
-              <w:pStyle w:val="Sinespaciado"/>
-              <w:jc w:val="both"/>
-              <w:rPr>
-                <w:rFonts w:ascii="Arial Nova Cond" w:hAnsi="Arial Nova Cond"/>
-                <w:sz w:val="20"/>
-                <w:szCs w:val="20"/>
-              </w:rPr>
-            </w:pPr>
-            <w:r>
-              <w:rPr>
-                <w:rFonts w:ascii="Arial Nova Cond" w:eastAsia="Calibri" w:hAnsi="Arial Nova Cond" w:cs="Times New Roman"/>
-                <w:sz w:val="20"/>
-                <w:szCs w:val="20"/>
-                <w:lang w:val="es-ES_tradnl"/>
-              </w:rPr>
-              <w:t>{{problemapotencialidad4}}</w:t>
-            </w:r>
-          </w:p>
-        </w:tc>
-        <w:tc>
-          <w:tcPr>
-            <w:tcW w:w="6169" w:type="dxa"/>
+              <w:t>U 5</w:t>
+            </w:r>
+          </w:p>
+        </w:tc>
+        <w:tc>
+          <w:tcPr>
+            <w:tcW w:w="5379" w:type="dxa"/>
             <w:vAlign w:val="center"/>
           </w:tcPr>
           <w:p>
@@ -8678,13 +8766,13 @@
                 <w:szCs w:val="20"/>
                 <w:lang w:val="es-ES_tradnl"/>
               </w:rPr>
-              <w:t>{{situacionsignificativa4}}</w:t>
-            </w:r>
-          </w:p>
-        </w:tc>
-        <w:tc>
-          <w:tcPr>
-            <w:tcW w:w="2015" w:type="dxa"/>
+              <w:t xml:space="preserve">{{situacionsignificativa5}} </w:t>
+            </w:r>
+          </w:p>
+        </w:tc>
+        <w:tc>
+          <w:tcPr>
+            <w:tcW w:w="1984" w:type="dxa"/>
             <w:vAlign w:val="center"/>
           </w:tcPr>
           <w:p>
@@ -8709,13 +8797,13 @@
                 <w:sz w:val="20"/>
                 <w:szCs w:val="20"/>
               </w:rPr>
-              <w:t>{{titulosituacionsignificativa4}}</w:t>
-            </w:r>
-          </w:p>
-        </w:tc>
-        <w:tc>
-          <w:tcPr>
-            <w:tcW w:w="1634" w:type="dxa"/>
+              <w:t>{{titulosituacionsignificativa5}}</w:t>
+            </w:r>
+          </w:p>
+        </w:tc>
+        <w:tc>
+          <w:tcPr>
+            <w:tcW w:w="2693" w:type="dxa"/>
             <w:vAlign w:val="center"/>
           </w:tcPr>
           <w:p>
@@ -8740,13 +8828,13 @@
                 <w:sz w:val="20"/>
                 <w:szCs w:val="20"/>
               </w:rPr>
-              <w:t>{{competencias4}}</w:t>
-            </w:r>
-          </w:p>
-        </w:tc>
-        <w:tc>
-          <w:tcPr>
-            <w:tcW w:w="1337" w:type="dxa"/>
+              <w:t>{{campotematico5}}</w:t>
+            </w:r>
+          </w:p>
+        </w:tc>
+        <w:tc>
+          <w:tcPr>
+            <w:tcW w:w="1560" w:type="dxa"/>
             <w:vAlign w:val="center"/>
           </w:tcPr>
           <w:p>
@@ -8754,7 +8842,7 @@
               <w:autoSpaceDE w:val="0"/>
               <w:autoSpaceDN w:val="0"/>
               <w:adjustRightInd w:val="0"/>
-              <w:jc w:val="center"/>
+              <w:jc w:val="both"/>
               <w:rPr>
                 <w:rFonts w:ascii="Arial Nova Cond" w:hAnsi="Arial Nova Cond" w:cs="Arial"/>
                 <w:color w:val="000000"/>
@@ -8771,7 +8859,38 @@
                 <w:sz w:val="20"/>
                 <w:szCs w:val="20"/>
               </w:rPr>
-              <w:t>{{producto4}}</w:t>
+              <w:t>{{competencias5}}</w:t>
+            </w:r>
+          </w:p>
+        </w:tc>
+        <w:tc>
+          <w:tcPr>
+            <w:tcW w:w="1399" w:type="dxa"/>
+            <w:vAlign w:val="center"/>
+          </w:tcPr>
+          <w:p>
+            <w:pPr>
+              <w:autoSpaceDE w:val="0"/>
+              <w:autoSpaceDN w:val="0"/>
+              <w:adjustRightInd w:val="0"/>
+              <w:jc w:val="both"/>
+              <w:rPr>
+                <w:rFonts w:ascii="Arial Nova Cond" w:hAnsi="Arial Nova Cond" w:cs="Arial"/>
+                <w:color w:val="000000"/>
+                <w:kern w:val="0"/>
+                <w:sz w:val="20"/>
+                <w:szCs w:val="20"/>
+              </w:rPr>
+            </w:pPr>
+            <w:r>
+              <w:rPr>
+                <w:rFonts w:ascii="Arial Nova Cond" w:hAnsi="Arial Nova Cond" w:cs="Arial"/>
+                <w:color w:val="000000"/>
+                <w:kern w:val="0"/>
+                <w:sz w:val="20"/>
+                <w:szCs w:val="20"/>
+              </w:rPr>
+              <w:t>{{producto5}}</w:t>
             </w:r>
           </w:p>
         </w:tc>
@@ -8783,8 +8902,8 @@
         </w:trPr>
         <w:tc>
           <w:tcPr>
-            <w:tcW w:w="875" w:type="dxa"/>
-            <w:vMerge w:val="restart"/>
+            <w:tcW w:w="818" w:type="dxa"/>
+            <w:vMerge/>
             <w:vAlign w:val="center"/>
           </w:tcPr>
           <w:p>
@@ -8807,22 +8926,11 @@
                 <w:lang w:val="es-ES_tradnl"/>
               </w:rPr>
             </w:pPr>
-            <w:r>
-              <w:rPr>
-                <w:rFonts w:ascii="Arial Nova Cond" w:eastAsia="Calibri" w:hAnsi="Arial Nova Cond" w:cs="Times New Roman"/>
-                <w:b/>
-                <w:bCs/>
-                <w:sz w:val="20"/>
-                <w:szCs w:val="20"/>
-                <w:lang w:val="es-ES_tradnl"/>
-              </w:rPr>
-              <w:t>III</w:t>
-            </w:r>
-          </w:p>
-        </w:tc>
-        <w:tc>
-          <w:tcPr>
-            <w:tcW w:w="1095" w:type="dxa"/>
+          </w:p>
+        </w:tc>
+        <w:tc>
+          <w:tcPr>
+            <w:tcW w:w="1018" w:type="dxa"/>
             <w:vAlign w:val="center"/>
           </w:tcPr>
           <w:p>
@@ -8854,40 +8962,13 @@
                 <w:szCs w:val="20"/>
                 <w:lang w:val="es-ES_tradnl"/>
               </w:rPr>
-              <w:t>U 5</w:t>
-            </w:r>
-          </w:p>
-        </w:tc>
-        <w:tc>
-          <w:tcPr>
-            <w:tcW w:w="1726" w:type="dxa"/>
-            <w:vAlign w:val="center"/>
-          </w:tcPr>
-          <w:p>
-            <w:pPr>
-              <w:pStyle w:val="Sinespaciado"/>
-              <w:jc w:val="both"/>
-              <w:rPr>
-                <w:rFonts w:ascii="Arial Nova Cond" w:hAnsi="Arial Nova Cond"/>
-                <w:color w:val="000000" w:themeColor="text1"/>
-                <w:sz w:val="20"/>
-                <w:szCs w:val="20"/>
-              </w:rPr>
-            </w:pPr>
-            <w:r>
-              <w:rPr>
-                <w:rFonts w:ascii="Arial Nova Cond" w:eastAsia="Calibri" w:hAnsi="Arial Nova Cond" w:cs="Times New Roman"/>
-                <w:sz w:val="20"/>
-                <w:szCs w:val="20"/>
-                <w:lang w:val="es-ES_tradnl"/>
-              </w:rPr>
-              <w:t>{{problemapotencialidad5}}</w:t>
-            </w:r>
-          </w:p>
-        </w:tc>
-        <w:tc>
-          <w:tcPr>
-            <w:tcW w:w="6169" w:type="dxa"/>
+              <w:t>U 6</w:t>
+            </w:r>
+          </w:p>
+        </w:tc>
+        <w:tc>
+          <w:tcPr>
+            <w:tcW w:w="5379" w:type="dxa"/>
             <w:vAlign w:val="center"/>
           </w:tcPr>
           <w:p>
@@ -8903,7 +8984,6 @@
               <w:jc w:val="both"/>
               <w:rPr>
                 <w:rFonts w:ascii="Arial Nova Cond" w:eastAsia="Calibri" w:hAnsi="Arial Nova Cond" w:cs="Times New Roman"/>
-                <w:color w:val="000000" w:themeColor="text1"/>
                 <w:sz w:val="20"/>
                 <w:szCs w:val="20"/>
                 <w:lang w:val="es-ES_tradnl"/>
@@ -8916,13 +8996,13 @@
                 <w:szCs w:val="20"/>
                 <w:lang w:val="es-ES_tradnl"/>
               </w:rPr>
-              <w:t>{{situacionsignificativa5}}</w:t>
-            </w:r>
-          </w:p>
-        </w:tc>
-        <w:tc>
-          <w:tcPr>
-            <w:tcW w:w="2015" w:type="dxa"/>
+              <w:t>{{situacionsignificativa6}}</w:t>
+            </w:r>
+          </w:p>
+        </w:tc>
+        <w:tc>
+          <w:tcPr>
+            <w:tcW w:w="1984" w:type="dxa"/>
             <w:vAlign w:val="center"/>
           </w:tcPr>
           <w:p>
@@ -8933,7 +9013,7 @@
               <w:jc w:val="center"/>
               <w:rPr>
                 <w:rFonts w:ascii="Arial Nova Cond" w:hAnsi="Arial Nova Cond" w:cs="Arial"/>
-                <w:color w:val="000000" w:themeColor="text1"/>
+                <w:color w:val="0070C0"/>
                 <w:kern w:val="0"/>
                 <w:sz w:val="20"/>
                 <w:szCs w:val="20"/>
@@ -8947,13 +9027,13 @@
                 <w:sz w:val="20"/>
                 <w:szCs w:val="20"/>
               </w:rPr>
-              <w:t>{{titulosituacionsignificativa5}}</w:t>
-            </w:r>
-          </w:p>
-        </w:tc>
-        <w:tc>
-          <w:tcPr>
-            <w:tcW w:w="1634" w:type="dxa"/>
+              <w:t>{{titulosituacionsignificativa6}}</w:t>
+            </w:r>
+          </w:p>
+        </w:tc>
+        <w:tc>
+          <w:tcPr>
+            <w:tcW w:w="2693" w:type="dxa"/>
             <w:vAlign w:val="center"/>
           </w:tcPr>
           <w:p>
@@ -8978,13 +9058,13 @@
                 <w:sz w:val="20"/>
                 <w:szCs w:val="20"/>
               </w:rPr>
-              <w:t>{{competencias5}}</w:t>
-            </w:r>
-          </w:p>
-        </w:tc>
-        <w:tc>
-          <w:tcPr>
-            <w:tcW w:w="1337" w:type="dxa"/>
+              <w:t>{{campotematico6}}</w:t>
+            </w:r>
+          </w:p>
+        </w:tc>
+        <w:tc>
+          <w:tcPr>
+            <w:tcW w:w="1560" w:type="dxa"/>
             <w:vAlign w:val="center"/>
           </w:tcPr>
           <w:p>
@@ -8992,7 +9072,7 @@
               <w:autoSpaceDE w:val="0"/>
               <w:autoSpaceDN w:val="0"/>
               <w:adjustRightInd w:val="0"/>
-              <w:jc w:val="center"/>
+              <w:jc w:val="both"/>
               <w:rPr>
                 <w:rFonts w:ascii="Arial Nova Cond" w:hAnsi="Arial Nova Cond" w:cs="Arial"/>
                 <w:color w:val="000000"/>
@@ -9009,7 +9089,38 @@
                 <w:sz w:val="20"/>
                 <w:szCs w:val="20"/>
               </w:rPr>
-              <w:t>{{producto5}}</w:t>
+              <w:t>{{competencias6}}</w:t>
+            </w:r>
+          </w:p>
+        </w:tc>
+        <w:tc>
+          <w:tcPr>
+            <w:tcW w:w="1399" w:type="dxa"/>
+            <w:vAlign w:val="center"/>
+          </w:tcPr>
+          <w:p>
+            <w:pPr>
+              <w:autoSpaceDE w:val="0"/>
+              <w:autoSpaceDN w:val="0"/>
+              <w:adjustRightInd w:val="0"/>
+              <w:jc w:val="both"/>
+              <w:rPr>
+                <w:rFonts w:ascii="Arial Nova Cond" w:hAnsi="Arial Nova Cond" w:cs="Arial"/>
+                <w:color w:val="000000"/>
+                <w:kern w:val="0"/>
+                <w:sz w:val="20"/>
+                <w:szCs w:val="20"/>
+              </w:rPr>
+            </w:pPr>
+            <w:r>
+              <w:rPr>
+                <w:rFonts w:ascii="Arial Nova Cond" w:hAnsi="Arial Nova Cond" w:cs="Arial"/>
+                <w:color w:val="000000"/>
+                <w:kern w:val="0"/>
+                <w:sz w:val="20"/>
+                <w:szCs w:val="20"/>
+              </w:rPr>
+              <w:t>{{producto6}}</w:t>
             </w:r>
           </w:p>
         </w:tc>
@@ -9021,8 +9132,8 @@
         </w:trPr>
         <w:tc>
           <w:tcPr>
-            <w:tcW w:w="875" w:type="dxa"/>
-            <w:vMerge/>
+            <w:tcW w:w="818" w:type="dxa"/>
+            <w:vMerge w:val="restart"/>
             <w:vAlign w:val="center"/>
           </w:tcPr>
           <w:p>
@@ -9045,11 +9156,22 @@
                 <w:lang w:val="es-ES_tradnl"/>
               </w:rPr>
             </w:pPr>
-          </w:p>
-        </w:tc>
-        <w:tc>
-          <w:tcPr>
-            <w:tcW w:w="1095" w:type="dxa"/>
+            <w:r>
+              <w:rPr>
+                <w:rFonts w:ascii="Arial Nova Cond" w:eastAsia="Calibri" w:hAnsi="Arial Nova Cond" w:cs="Times New Roman"/>
+                <w:b/>
+                <w:bCs/>
+                <w:sz w:val="20"/>
+                <w:szCs w:val="20"/>
+                <w:lang w:val="es-ES_tradnl"/>
+              </w:rPr>
+              <w:t>IV</w:t>
+            </w:r>
+          </w:p>
+        </w:tc>
+        <w:tc>
+          <w:tcPr>
+            <w:tcW w:w="1018" w:type="dxa"/>
             <w:vAlign w:val="center"/>
           </w:tcPr>
           <w:p>
@@ -9081,39 +9203,13 @@
                 <w:szCs w:val="20"/>
                 <w:lang w:val="es-ES_tradnl"/>
               </w:rPr>
-              <w:t>U 6</w:t>
-            </w:r>
-          </w:p>
-        </w:tc>
-        <w:tc>
-          <w:tcPr>
-            <w:tcW w:w="1726" w:type="dxa"/>
-            <w:vAlign w:val="center"/>
-          </w:tcPr>
-          <w:p>
-            <w:pPr>
-              <w:pStyle w:val="Sinespaciado"/>
-              <w:jc w:val="both"/>
-              <w:rPr>
-                <w:rFonts w:ascii="Arial Nova Cond" w:hAnsi="Arial Nova Cond"/>
-                <w:sz w:val="20"/>
-                <w:szCs w:val="20"/>
-              </w:rPr>
-            </w:pPr>
-            <w:r>
-              <w:rPr>
-                <w:rFonts w:ascii="Arial Nova Cond" w:eastAsia="Calibri" w:hAnsi="Arial Nova Cond" w:cs="Times New Roman"/>
-                <w:sz w:val="20"/>
-                <w:szCs w:val="20"/>
-                <w:lang w:val="es-ES_tradnl"/>
-              </w:rPr>
-              <w:t>{{problemapotencialidad6}}</w:t>
-            </w:r>
-          </w:p>
-        </w:tc>
-        <w:tc>
-          <w:tcPr>
-            <w:tcW w:w="6169" w:type="dxa"/>
+              <w:t>U 7</w:t>
+            </w:r>
+          </w:p>
+        </w:tc>
+        <w:tc>
+          <w:tcPr>
+            <w:tcW w:w="5379" w:type="dxa"/>
             <w:vAlign w:val="center"/>
           </w:tcPr>
           <w:p>
@@ -9128,26 +9224,26 @@
               <w:ind w:left="0"/>
               <w:jc w:val="both"/>
               <w:rPr>
+                <w:rFonts w:ascii="Arial Nova Cond" w:hAnsi="Arial Nova Cond"/>
+                <w:color w:val="000000" w:themeColor="text1"/>
+                <w:sz w:val="20"/>
+                <w:szCs w:val="20"/>
+              </w:rPr>
+            </w:pPr>
+            <w:r>
+              <w:rPr>
                 <w:rFonts w:ascii="Arial Nova Cond" w:eastAsia="Calibri" w:hAnsi="Arial Nova Cond" w:cs="Times New Roman"/>
                 <w:sz w:val="20"/>
                 <w:szCs w:val="20"/>
                 <w:lang w:val="es-ES_tradnl"/>
               </w:rPr>
-            </w:pPr>
-            <w:r>
-              <w:rPr>
-                <w:rFonts w:ascii="Arial Nova Cond" w:eastAsia="Calibri" w:hAnsi="Arial Nova Cond" w:cs="Times New Roman"/>
-                <w:sz w:val="20"/>
-                <w:szCs w:val="20"/>
-                <w:lang w:val="es-ES_tradnl"/>
-              </w:rPr>
-              <w:t>{{situacionsignificativa6}}</w:t>
-            </w:r>
-          </w:p>
-        </w:tc>
-        <w:tc>
-          <w:tcPr>
-            <w:tcW w:w="2015" w:type="dxa"/>
+              <w:t>{{situacionsignificativa7}}</w:t>
+            </w:r>
+          </w:p>
+        </w:tc>
+        <w:tc>
+          <w:tcPr>
+            <w:tcW w:w="1984" w:type="dxa"/>
             <w:vAlign w:val="center"/>
           </w:tcPr>
           <w:p>
@@ -9158,7 +9254,7 @@
               <w:jc w:val="center"/>
               <w:rPr>
                 <w:rFonts w:ascii="Arial Nova Cond" w:hAnsi="Arial Nova Cond" w:cs="Arial"/>
-                <w:color w:val="0070C0"/>
+                <w:color w:val="000000" w:themeColor="text1"/>
                 <w:kern w:val="0"/>
                 <w:sz w:val="20"/>
                 <w:szCs w:val="20"/>
@@ -9172,13 +9268,13 @@
                 <w:sz w:val="20"/>
                 <w:szCs w:val="20"/>
               </w:rPr>
-              <w:t>{{titulosituacionsignificativa6}}</w:t>
-            </w:r>
-          </w:p>
-        </w:tc>
-        <w:tc>
-          <w:tcPr>
-            <w:tcW w:w="1634" w:type="dxa"/>
+              <w:t>{{titulosituacionsignificativa7}}</w:t>
+            </w:r>
+          </w:p>
+        </w:tc>
+        <w:tc>
+          <w:tcPr>
+            <w:tcW w:w="2693" w:type="dxa"/>
             <w:vAlign w:val="center"/>
           </w:tcPr>
           <w:p>
@@ -9203,13 +9299,13 @@
                 <w:sz w:val="20"/>
                 <w:szCs w:val="20"/>
               </w:rPr>
-              <w:t>{{competencias6}}</w:t>
-            </w:r>
-          </w:p>
-        </w:tc>
-        <w:tc>
-          <w:tcPr>
-            <w:tcW w:w="1337" w:type="dxa"/>
+              <w:t>{{campotematico7}}</w:t>
+            </w:r>
+          </w:p>
+        </w:tc>
+        <w:tc>
+          <w:tcPr>
+            <w:tcW w:w="1560" w:type="dxa"/>
             <w:vAlign w:val="center"/>
           </w:tcPr>
           <w:p>
@@ -9217,7 +9313,7 @@
               <w:autoSpaceDE w:val="0"/>
               <w:autoSpaceDN w:val="0"/>
               <w:adjustRightInd w:val="0"/>
-              <w:jc w:val="center"/>
+              <w:jc w:val="both"/>
               <w:rPr>
                 <w:rFonts w:ascii="Arial Nova Cond" w:hAnsi="Arial Nova Cond" w:cs="Arial"/>
                 <w:color w:val="000000"/>
@@ -9234,7 +9330,38 @@
                 <w:sz w:val="20"/>
                 <w:szCs w:val="20"/>
               </w:rPr>
-              <w:t>{{producto6}}</w:t>
+              <w:t>{{competencias7}}</w:t>
+            </w:r>
+          </w:p>
+        </w:tc>
+        <w:tc>
+          <w:tcPr>
+            <w:tcW w:w="1399" w:type="dxa"/>
+            <w:vAlign w:val="center"/>
+          </w:tcPr>
+          <w:p>
+            <w:pPr>
+              <w:autoSpaceDE w:val="0"/>
+              <w:autoSpaceDN w:val="0"/>
+              <w:adjustRightInd w:val="0"/>
+              <w:jc w:val="both"/>
+              <w:rPr>
+                <w:rFonts w:ascii="Arial Nova Cond" w:hAnsi="Arial Nova Cond" w:cs="Arial"/>
+                <w:color w:val="000000"/>
+                <w:kern w:val="0"/>
+                <w:sz w:val="20"/>
+                <w:szCs w:val="20"/>
+              </w:rPr>
+            </w:pPr>
+            <w:r>
+              <w:rPr>
+                <w:rFonts w:ascii="Arial Nova Cond" w:hAnsi="Arial Nova Cond" w:cs="Arial"/>
+                <w:color w:val="000000"/>
+                <w:kern w:val="0"/>
+                <w:sz w:val="20"/>
+                <w:szCs w:val="20"/>
+              </w:rPr>
+              <w:t>{{producto7}}</w:t>
             </w:r>
           </w:p>
         </w:tc>
@@ -9246,8 +9373,8 @@
         </w:trPr>
         <w:tc>
           <w:tcPr>
-            <w:tcW w:w="875" w:type="dxa"/>
-            <w:vMerge w:val="restart"/>
+            <w:tcW w:w="818" w:type="dxa"/>
+            <w:vMerge/>
             <w:vAlign w:val="center"/>
           </w:tcPr>
           <w:p>
@@ -9270,22 +9397,11 @@
                 <w:lang w:val="es-ES_tradnl"/>
               </w:rPr>
             </w:pPr>
-            <w:r>
-              <w:rPr>
-                <w:rFonts w:ascii="Arial Nova Cond" w:eastAsia="Calibri" w:hAnsi="Arial Nova Cond" w:cs="Times New Roman"/>
-                <w:b/>
-                <w:bCs/>
-                <w:sz w:val="20"/>
-                <w:szCs w:val="20"/>
-                <w:lang w:val="es-ES_tradnl"/>
-              </w:rPr>
-              <w:t>IV</w:t>
-            </w:r>
-          </w:p>
-        </w:tc>
-        <w:tc>
-          <w:tcPr>
-            <w:tcW w:w="1095" w:type="dxa"/>
+          </w:p>
+        </w:tc>
+        <w:tc>
+          <w:tcPr>
+            <w:tcW w:w="1018" w:type="dxa"/>
             <w:vAlign w:val="center"/>
           </w:tcPr>
           <w:p>
@@ -9317,13 +9433,13 @@
                 <w:szCs w:val="20"/>
                 <w:lang w:val="es-ES_tradnl"/>
               </w:rPr>
-              <w:t>U 7</w:t>
-            </w:r>
-          </w:p>
-        </w:tc>
-        <w:tc>
-          <w:tcPr>
-            <w:tcW w:w="1726" w:type="dxa"/>
+              <w:t>U 8</w:t>
+            </w:r>
+          </w:p>
+        </w:tc>
+        <w:tc>
+          <w:tcPr>
+            <w:tcW w:w="5379" w:type="dxa"/>
             <w:vAlign w:val="center"/>
           </w:tcPr>
           <w:p>
@@ -9336,6 +9452,7 @@
               </w:tabs>
               <w:spacing w:line="276" w:lineRule="auto"/>
               <w:ind w:left="0"/>
+              <w:jc w:val="both"/>
               <w:rPr>
                 <w:rFonts w:ascii="Arial Nova Cond" w:eastAsia="Calibri" w:hAnsi="Arial Nova Cond" w:cs="Times New Roman"/>
                 <w:color w:val="000000" w:themeColor="text1"/>
@@ -9351,47 +9468,13 @@
                 <w:szCs w:val="20"/>
                 <w:lang w:val="es-ES_tradnl"/>
               </w:rPr>
-              <w:t>{{problemapotencialidad7}}</w:t>
-            </w:r>
-          </w:p>
-        </w:tc>
-        <w:tc>
-          <w:tcPr>
-            <w:tcW w:w="6169" w:type="dxa"/>
-            <w:vAlign w:val="center"/>
-          </w:tcPr>
-          <w:p>
-            <w:pPr>
-              <w:pStyle w:val="Prrafodelista"/>
-              <w:tabs>
-                <w:tab w:val="left" w:pos="0"/>
-                <w:tab w:val="left" w:pos="142"/>
-                <w:tab w:val="left" w:pos="284"/>
-              </w:tabs>
-              <w:spacing w:line="276" w:lineRule="auto"/>
-              <w:ind w:left="0"/>
-              <w:jc w:val="both"/>
-              <w:rPr>
-                <w:rFonts w:ascii="Arial Nova Cond" w:hAnsi="Arial Nova Cond"/>
-                <w:color w:val="000000" w:themeColor="text1"/>
-                <w:sz w:val="20"/>
-                <w:szCs w:val="20"/>
-              </w:rPr>
-            </w:pPr>
-            <w:r>
-              <w:rPr>
-                <w:rFonts w:ascii="Arial Nova Cond" w:eastAsia="Calibri" w:hAnsi="Arial Nova Cond" w:cs="Times New Roman"/>
-                <w:sz w:val="20"/>
-                <w:szCs w:val="20"/>
-                <w:lang w:val="es-ES_tradnl"/>
-              </w:rPr>
-              <w:t>{{situacionsignificativa7}}</w:t>
-            </w:r>
-          </w:p>
-        </w:tc>
-        <w:tc>
-          <w:tcPr>
-            <w:tcW w:w="2015" w:type="dxa"/>
+              <w:t>{{situacionsignificativa8}}</w:t>
+            </w:r>
+          </w:p>
+        </w:tc>
+        <w:tc>
+          <w:tcPr>
+            <w:tcW w:w="1984" w:type="dxa"/>
             <w:vAlign w:val="center"/>
           </w:tcPr>
           <w:p>
@@ -9401,11 +9484,10 @@
               <w:adjustRightInd w:val="0"/>
               <w:jc w:val="center"/>
               <w:rPr>
-                <w:rFonts w:ascii="Arial Nova Cond" w:hAnsi="Arial Nova Cond" w:cs="Arial"/>
-                <w:color w:val="000000" w:themeColor="text1"/>
-                <w:kern w:val="0"/>
-                <w:sz w:val="20"/>
-                <w:szCs w:val="20"/>
+                <w:rFonts w:ascii="Arial Nova Cond" w:eastAsia="Calibri" w:hAnsi="Arial Nova Cond" w:cs="Times New Roman"/>
+                <w:sz w:val="20"/>
+                <w:szCs w:val="20"/>
+                <w:lang w:val="es-ES_tradnl"/>
               </w:rPr>
             </w:pPr>
             <w:r>
@@ -9416,13 +9498,13 @@
                 <w:sz w:val="20"/>
                 <w:szCs w:val="20"/>
               </w:rPr>
-              <w:t>{{titulosituacionsignificativa7}}</w:t>
-            </w:r>
-          </w:p>
-        </w:tc>
-        <w:tc>
-          <w:tcPr>
-            <w:tcW w:w="1634" w:type="dxa"/>
+              <w:t>{{titulosituacionsignificativa8}}</w:t>
+            </w:r>
+          </w:p>
+        </w:tc>
+        <w:tc>
+          <w:tcPr>
+            <w:tcW w:w="2693" w:type="dxa"/>
             <w:vAlign w:val="center"/>
           </w:tcPr>
           <w:p>
@@ -9447,215 +9529,13 @@
                 <w:sz w:val="20"/>
                 <w:szCs w:val="20"/>
               </w:rPr>
-              <w:t>{{competencias7}}</w:t>
-            </w:r>
-          </w:p>
-        </w:tc>
-        <w:tc>
-          <w:tcPr>
-            <w:tcW w:w="1337" w:type="dxa"/>
-            <w:vAlign w:val="center"/>
-          </w:tcPr>
-          <w:p>
-            <w:pPr>
-              <w:autoSpaceDE w:val="0"/>
-              <w:autoSpaceDN w:val="0"/>
-              <w:adjustRightInd w:val="0"/>
-              <w:jc w:val="center"/>
-              <w:rPr>
-                <w:rFonts w:ascii="Arial Nova Cond" w:hAnsi="Arial Nova Cond" w:cs="Arial"/>
-                <w:color w:val="000000"/>
-                <w:kern w:val="0"/>
-                <w:sz w:val="20"/>
-                <w:szCs w:val="20"/>
-              </w:rPr>
-            </w:pPr>
-            <w:r>
-              <w:rPr>
-                <w:rFonts w:ascii="Arial Nova Cond" w:hAnsi="Arial Nova Cond" w:cs="Arial"/>
-                <w:color w:val="000000"/>
-                <w:kern w:val="0"/>
-                <w:sz w:val="20"/>
-                <w:szCs w:val="20"/>
-              </w:rPr>
-              <w:t>{{producto7}}</w:t>
-            </w:r>
-          </w:p>
-        </w:tc>
-      </w:tr>
-      <w:tr>
-        <w:trPr>
-          <w:trHeight w:val="756"/>
-          <w:jc w:val="center"/>
-        </w:trPr>
-        <w:tc>
-          <w:tcPr>
-            <w:tcW w:w="875" w:type="dxa"/>
-            <w:vMerge/>
-            <w:vAlign w:val="center"/>
-          </w:tcPr>
-          <w:p>
-            <w:pPr>
-              <w:pStyle w:val="Prrafodelista"/>
-              <w:tabs>
-                <w:tab w:val="left" w:pos="0"/>
-                <w:tab w:val="left" w:pos="142"/>
-                <w:tab w:val="left" w:pos="284"/>
-              </w:tabs>
-              <w:spacing w:line="276" w:lineRule="auto"/>
-              <w:ind w:left="0"/>
-              <w:jc w:val="center"/>
-              <w:rPr>
-                <w:rFonts w:ascii="Arial Nova Cond" w:eastAsia="Calibri" w:hAnsi="Arial Nova Cond" w:cs="Times New Roman"/>
-                <w:b/>
-                <w:bCs/>
-                <w:sz w:val="20"/>
-                <w:szCs w:val="20"/>
-                <w:lang w:val="es-ES_tradnl"/>
-              </w:rPr>
-            </w:pPr>
-          </w:p>
-        </w:tc>
-        <w:tc>
-          <w:tcPr>
-            <w:tcW w:w="1095" w:type="dxa"/>
-            <w:vAlign w:val="center"/>
-          </w:tcPr>
-          <w:p>
-            <w:pPr>
-              <w:pStyle w:val="Prrafodelista"/>
-              <w:tabs>
-                <w:tab w:val="left" w:pos="0"/>
-                <w:tab w:val="left" w:pos="142"/>
-                <w:tab w:val="left" w:pos="284"/>
-              </w:tabs>
-              <w:spacing w:line="276" w:lineRule="auto"/>
-              <w:ind w:left="0"/>
-              <w:jc w:val="center"/>
-              <w:rPr>
-                <w:rFonts w:ascii="Arial Nova Cond" w:eastAsia="Calibri" w:hAnsi="Arial Nova Cond" w:cs="Times New Roman"/>
-                <w:b/>
-                <w:bCs/>
-                <w:sz w:val="20"/>
-                <w:szCs w:val="20"/>
-                <w:lang w:val="es-ES_tradnl"/>
-              </w:rPr>
-            </w:pPr>
-            <w:r>
-              <w:rPr>
-                <w:rFonts w:ascii="Arial Nova Cond" w:eastAsia="Calibri" w:hAnsi="Arial Nova Cond" w:cs="Times New Roman"/>
-                <w:b/>
-                <w:bCs/>
-                <w:sz w:val="20"/>
-                <w:szCs w:val="20"/>
-                <w:lang w:val="es-ES_tradnl"/>
-              </w:rPr>
-              <w:t>U 8</w:t>
-            </w:r>
-          </w:p>
-        </w:tc>
-        <w:tc>
-          <w:tcPr>
-            <w:tcW w:w="1726" w:type="dxa"/>
-            <w:vAlign w:val="center"/>
-          </w:tcPr>
-          <w:p>
-            <w:pPr>
-              <w:pStyle w:val="Prrafodelista"/>
-              <w:tabs>
-                <w:tab w:val="left" w:pos="0"/>
-                <w:tab w:val="left" w:pos="142"/>
-                <w:tab w:val="left" w:pos="284"/>
-              </w:tabs>
-              <w:spacing w:line="276" w:lineRule="auto"/>
-              <w:ind w:left="0"/>
-              <w:rPr>
-                <w:rFonts w:ascii="Arial Nova Cond" w:eastAsia="Calibri" w:hAnsi="Arial Nova Cond" w:cs="Times New Roman"/>
-                <w:color w:val="000000" w:themeColor="text1"/>
-                <w:sz w:val="20"/>
-                <w:szCs w:val="20"/>
-                <w:lang w:val="es-ES_tradnl"/>
-              </w:rPr>
-            </w:pPr>
-            <w:r>
-              <w:rPr>
-                <w:rFonts w:ascii="Arial Nova Cond" w:eastAsia="Calibri" w:hAnsi="Arial Nova Cond" w:cs="Times New Roman"/>
-                <w:sz w:val="20"/>
-                <w:szCs w:val="20"/>
-                <w:lang w:val="es-ES_tradnl"/>
-              </w:rPr>
-              <w:t>{{problemapotencialidad8}}</w:t>
-            </w:r>
-          </w:p>
-        </w:tc>
-        <w:tc>
-          <w:tcPr>
-            <w:tcW w:w="6169" w:type="dxa"/>
-            <w:vAlign w:val="center"/>
-          </w:tcPr>
-          <w:p>
-            <w:pPr>
-              <w:pStyle w:val="Prrafodelista"/>
-              <w:tabs>
-                <w:tab w:val="left" w:pos="0"/>
-                <w:tab w:val="left" w:pos="142"/>
-                <w:tab w:val="left" w:pos="284"/>
-              </w:tabs>
-              <w:spacing w:line="276" w:lineRule="auto"/>
-              <w:ind w:left="0"/>
-              <w:jc w:val="both"/>
-              <w:rPr>
-                <w:rFonts w:ascii="Arial Nova Cond" w:eastAsia="Calibri" w:hAnsi="Arial Nova Cond" w:cs="Times New Roman"/>
-                <w:color w:val="000000" w:themeColor="text1"/>
-                <w:sz w:val="20"/>
-                <w:szCs w:val="20"/>
-                <w:lang w:val="es-ES_tradnl"/>
-              </w:rPr>
-            </w:pPr>
-            <w:r>
-              <w:rPr>
-                <w:rFonts w:ascii="Arial Nova Cond" w:eastAsia="Calibri" w:hAnsi="Arial Nova Cond" w:cs="Times New Roman"/>
-                <w:sz w:val="20"/>
-                <w:szCs w:val="20"/>
-                <w:lang w:val="es-ES_tradnl"/>
-              </w:rPr>
-              <w:t>{{situacionsignificativa8}}</w:t>
-            </w:r>
-          </w:p>
-        </w:tc>
-        <w:tc>
-          <w:tcPr>
-            <w:tcW w:w="2015" w:type="dxa"/>
-            <w:vAlign w:val="center"/>
-          </w:tcPr>
-          <w:p>
-            <w:pPr>
-              <w:autoSpaceDE w:val="0"/>
-              <w:autoSpaceDN w:val="0"/>
-              <w:adjustRightInd w:val="0"/>
-              <w:jc w:val="center"/>
-              <w:rPr>
-                <w:rFonts w:ascii="Arial Nova Cond" w:eastAsia="Calibri" w:hAnsi="Arial Nova Cond" w:cs="Times New Roman"/>
-                <w:sz w:val="20"/>
-                <w:szCs w:val="20"/>
-                <w:lang w:val="es-ES_tradnl"/>
-              </w:rPr>
-            </w:pPr>
-            <w:r>
-              <w:rPr>
-                <w:rFonts w:ascii="Arial Nova Cond" w:hAnsi="Arial Nova Cond" w:cs="Arial"/>
-                <w:color w:val="000000"/>
-                <w:kern w:val="0"/>
-                <w:sz w:val="20"/>
-                <w:szCs w:val="20"/>
-              </w:rPr>
-              <w:t>{{titulosituacionsignificativa8}}</w:t>
-            </w:r>
-          </w:p>
-        </w:tc>
-        <w:tc>
-          <w:tcPr>
-            <w:tcW w:w="1634" w:type="dxa"/>
+              <w:t>{{campotematico8}}</w:t>
+            </w:r>
+          </w:p>
+        </w:tc>
+        <w:tc>
+          <w:tcPr>
+            <w:tcW w:w="1560" w:type="dxa"/>
             <w:vAlign w:val="center"/>
           </w:tcPr>
           <w:p>
@@ -9686,7 +9566,7 @@
         </w:tc>
         <w:tc>
           <w:tcPr>
-            <w:tcW w:w="1337" w:type="dxa"/>
+            <w:tcW w:w="1399" w:type="dxa"/>
             <w:vAlign w:val="center"/>
           </w:tcPr>
           <w:p>
@@ -9694,7 +9574,7 @@
               <w:autoSpaceDE w:val="0"/>
               <w:autoSpaceDN w:val="0"/>
               <w:adjustRightInd w:val="0"/>
-              <w:jc w:val="center"/>
+              <w:jc w:val="both"/>
               <w:rPr>
                 <w:rFonts w:ascii="Arial Nova Cond" w:hAnsi="Arial Nova Cond" w:cs="Arial"/>
                 <w:color w:val="000000"/>
@@ -9718,32 +9598,6 @@
       </w:tr>
       <w:bookmarkEnd w:id="1"/>
     </w:tbl>
-    <w:p>
-      <w:pPr>
-        <w:pStyle w:val="Prrafodelista"/>
-        <w:spacing w:after="0" w:line="276" w:lineRule="auto"/>
-        <w:ind w:left="-284" w:right="-455"/>
-        <w:rPr>
-          <w:rFonts w:ascii="Arial Nova Cond Light" w:hAnsi="Arial Nova Cond Light" w:cs="Times New Roman"/>
-          <w:b/>
-          <w:bCs/>
-          <w:color w:val="000000" w:themeColor="text1"/>
-        </w:rPr>
-      </w:pPr>
-    </w:p>
-    <w:p>
-      <w:pPr>
-        <w:pStyle w:val="Prrafodelista"/>
-        <w:spacing w:after="0" w:line="276" w:lineRule="auto"/>
-        <w:ind w:left="-284" w:right="-455"/>
-        <w:rPr>
-          <w:rFonts w:ascii="Arial Nova Cond Light" w:hAnsi="Arial Nova Cond Light" w:cs="Times New Roman"/>
-          <w:b/>
-          <w:bCs/>
-          <w:color w:val="000000" w:themeColor="text1"/>
-        </w:rPr>
-      </w:pPr>
-    </w:p>
     <w:p>
       <w:pPr>
         <w:spacing w:after="0" w:line="276" w:lineRule="auto"/>
@@ -9793,6 +9647,7 @@
           <w:bCs/>
           <w:color w:val="000000" w:themeColor="text1"/>
         </w:rPr>
+        <w:lastRenderedPageBreak/>
         <w:t xml:space="preserve">ORGANIZACIÓN DE LOS PROPÓSITOS DE APRENDIZAJE: </w:t>
       </w:r>
     </w:p>
@@ -12012,8 +11867,14 @@
               <w:rPr>
                 <w:rFonts w:ascii="Arial Nova Cond Light" w:hAnsi="Arial Nova Cond Light" w:cs="Times New Roman"/>
               </w:rPr>
+              <w:t xml:space="preserve">Se desenvuelve en entornos virtuales </w:t>
+            </w:r>
+            <w:r>
+              <w:rPr>
+                <w:rFonts w:ascii="Arial Nova Cond Light" w:hAnsi="Arial Nova Cond Light" w:cs="Times New Roman"/>
+              </w:rPr>
               <w:lastRenderedPageBreak/>
-              <w:t>Se desenvuelve en entornos virtuales generados por las TIC</w:t>
+              <w:t>generados por las TIC</w:t>
             </w:r>
           </w:p>
         </w:tc>
@@ -12038,6 +11899,7 @@
                 <w:rFonts w:ascii="Arial Nova Cond Light" w:hAnsi="Arial Nova Cond Light"/>
                 <w:bCs/>
               </w:rPr>
+              <w:lastRenderedPageBreak/>
               <w:t xml:space="preserve">Personaliza entornos virtuales:  </w:t>
             </w:r>
           </w:p>
@@ -14209,7 +14071,6 @@
               <w:rPr>
                 <w:rFonts w:ascii="Arial Nova Cond Light" w:hAnsi="Arial Nova Cond Light" w:cs="Times New Roman"/>
               </w:rPr>
-              <w:lastRenderedPageBreak/>
               <w:t>Enfoque de derechos.</w:t>
             </w:r>
           </w:p>
@@ -14957,6 +14818,7 @@
               <w:rPr>
                 <w:rFonts w:ascii="Arial Nova Cond Light" w:hAnsi="Arial Nova Cond Light" w:cs="Times New Roman"/>
               </w:rPr>
+              <w:lastRenderedPageBreak/>
               <w:t>Enfoque igualdad de género.</w:t>
             </w:r>
           </w:p>
@@ -17146,7 +17008,6 @@
                 <w:lang w:val="es-PE" w:eastAsia="en-US"/>
                 <w14:ligatures w14:val="standardContextual"/>
               </w:rPr>
-              <w:lastRenderedPageBreak/>
               <w:t>Igualdad de género</w:t>
             </w:r>
           </w:p>
@@ -18654,6 +18515,7 @@
           <w:sz w:val="20"/>
           <w:szCs w:val="20"/>
         </w:rPr>
+        <w:lastRenderedPageBreak/>
         <w:t xml:space="preserve">COMPETENCIAS TRANSVERSALES 28 Y 29: </w:t>
       </w:r>
     </w:p>
@@ -19453,7 +19315,6 @@
                 <w:szCs w:val="20"/>
                 <w:lang w:eastAsia="es-ES"/>
               </w:rPr>
-              <w:lastRenderedPageBreak/>
               <w:t>ESTANDAR DE APRENDIZAJE</w:t>
             </w:r>
           </w:p>
@@ -19509,29 +19370,7 @@
                 <w:szCs w:val="20"/>
                 <w:lang w:eastAsia="es-ES"/>
               </w:rPr>
-              <w:t xml:space="preserve">Gestiona su aprendizaje de manera autónoma y sistemática al darse cuenta lo que debe aprender, al establecer prioridades en la realización de un conjunto de tareas tomando en cuenta su viabilidad y sostenibilidad en el tiempo, </w:t>
-            </w:r>
-            <w:proofErr w:type="gramStart"/>
-            <w:r>
-              <w:rPr>
-                <w:rFonts w:ascii="Arial Nova Cond Light" w:eastAsia="Times New Roman" w:hAnsi="Arial Nova Cond Light" w:cs="Arial"/>
-                <w:bCs/>
-                <w:sz w:val="20"/>
-                <w:szCs w:val="20"/>
-                <w:lang w:eastAsia="es-ES"/>
-              </w:rPr>
-              <w:t>y</w:t>
-            </w:r>
-            <w:proofErr w:type="gramEnd"/>
-            <w:r>
-              <w:rPr>
-                <w:rFonts w:ascii="Arial Nova Cond Light" w:eastAsia="Times New Roman" w:hAnsi="Arial Nova Cond Light" w:cs="Arial"/>
-                <w:bCs/>
-                <w:sz w:val="20"/>
-                <w:szCs w:val="20"/>
-                <w:lang w:eastAsia="es-ES"/>
-              </w:rPr>
-              <w:t xml:space="preserve"> por ende, definir metas personales respaldándose en este análisis, considerando sus potencialidades y oportunidades de aprendizaje. Comprende que debe organizarse lo más realista y específicamente posible, considerar los tiempos; y que lo planteado sea alcanzable, medible y considere variadas estrategias, procedimientos, recursos y escenarios que le permitan alcanzar sus metas, tomando en cuenta sus experiencias exitosas, previendo posibles cambios de cursos de acción y la vinculación de otros agentes para la realización de la meta. Monitorea de manera permanente sus avances respecto a las metas de aprendizaje previamente establecidas al evaluar el nivel de logro de sus resultados y la viabilidad de la meta a alcanzar, además de la consulta a otros pares con mayor experiencia, ajustando los planes y acciones, considerando el todo y las partes de su organización, a partir de sus avances mostrando confianza en sí mismo, disposición y flexibilidad a los posibles cambios. </w:t>
+              <w:t xml:space="preserve">Gestiona su aprendizaje de manera autónoma y sistemática al darse cuenta lo que debe aprender, al establecer prioridades en la realización de un conjunto de tareas tomando en cuenta su viabilidad y sostenibilidad en el tiempo, y por ende, definir metas personales respaldándose en este análisis, considerando sus potencialidades y oportunidades de aprendizaje. Comprende que debe organizarse lo más realista y específicamente posible, considerar los tiempos; y que lo planteado sea alcanzable, medible y considere variadas estrategias, procedimientos, recursos y escenarios que le permitan alcanzar sus metas, tomando en cuenta sus experiencias exitosas, previendo posibles cambios de cursos de acción y la vinculación de otros agentes para la realización de la meta. Monitorea de manera permanente sus avances respecto a las metas de aprendizaje previamente establecidas al evaluar el nivel de logro de sus resultados y la viabilidad de la meta a alcanzar, además de la consulta a otros pares con mayor experiencia, ajustando los planes y acciones, considerando el todo y las partes de su organización, a partir de sus avances mostrando confianza en sí mismo, disposición y flexibilidad a los posibles cambios. </w:t>
             </w:r>
           </w:p>
           <w:p>
@@ -19592,6 +19431,7 @@
                 <w:szCs w:val="20"/>
                 <w:lang w:eastAsia="es-ES"/>
               </w:rPr>
+              <w:lastRenderedPageBreak/>
               <w:t>CAPACIDADES</w:t>
             </w:r>
           </w:p>
@@ -20064,18 +19904,8 @@
                 <w:bCs/>
                 <w:color w:val="000000" w:themeColor="text1"/>
               </w:rPr>
-              <w:t xml:space="preserve">Videos de </w:t>
-            </w:r>
-            <w:proofErr w:type="spellStart"/>
-            <w:r>
-              <w:rPr>
-                <w:rFonts w:ascii="Arial Nova Cond Light" w:hAnsi="Arial Nova Cond Light" w:cs="Times New Roman"/>
-                <w:bCs/>
-                <w:color w:val="000000" w:themeColor="text1"/>
-              </w:rPr>
-              <w:t>Youtube</w:t>
-            </w:r>
-            <w:proofErr w:type="spellEnd"/>
+              <w:t>Videos de Youtube</w:t>
+            </w:r>
           </w:p>
           <w:p>
             <w:pPr>
@@ -20188,23 +20018,13 @@
                 <w:color w:val="000000" w:themeColor="text1"/>
               </w:rPr>
             </w:pPr>
-            <w:proofErr w:type="spellStart"/>
-            <w:r>
-              <w:rPr>
-                <w:rFonts w:ascii="Arial Nova Cond Light" w:hAnsi="Arial Nova Cond Light" w:cs="Times New Roman"/>
-                <w:bCs/>
-                <w:color w:val="000000" w:themeColor="text1"/>
-              </w:rPr>
-              <w:t>Canvas</w:t>
-            </w:r>
-            <w:proofErr w:type="spellEnd"/>
-            <w:r>
-              <w:rPr>
-                <w:rFonts w:ascii="Arial Nova Cond Light" w:hAnsi="Arial Nova Cond Light" w:cs="Times New Roman"/>
-                <w:bCs/>
-                <w:color w:val="000000" w:themeColor="text1"/>
-              </w:rPr>
-              <w:t xml:space="preserve">, </w:t>
+            <w:r>
+              <w:rPr>
+                <w:rFonts w:ascii="Arial Nova Cond Light" w:hAnsi="Arial Nova Cond Light" w:cs="Times New Roman"/>
+                <w:bCs/>
+                <w:color w:val="000000" w:themeColor="text1"/>
+              </w:rPr>
+              <w:t xml:space="preserve">Canvas, </w:t>
             </w:r>
           </w:p>
           <w:p>
@@ -20228,7 +20048,6 @@
                 <w:rFonts w:ascii="Arial Nova Cond Light" w:hAnsi="Arial Nova Cond Light"/>
                 <w:lang w:val="es-ES"/>
               </w:rPr>
-              <w:lastRenderedPageBreak/>
               <w:t xml:space="preserve">Láminas, </w:t>
             </w:r>
             <w:r>
@@ -20264,7 +20083,6 @@
                 <w:rFonts w:ascii="Arial Nova Cond Light" w:hAnsi="Arial Nova Cond Light"/>
                 <w:lang w:val="es-ES"/>
               </w:rPr>
-              <w:lastRenderedPageBreak/>
               <w:t>Pizarra, Plumones</w:t>
             </w:r>
           </w:p>
@@ -20453,7 +20271,6 @@
                 <w:rFonts w:ascii="Arial Nova Cond Light" w:hAnsi="Arial Nova Cond Light"/>
                 <w:lang w:val="es-ES"/>
               </w:rPr>
-              <w:lastRenderedPageBreak/>
               <w:t xml:space="preserve">IA: </w:t>
             </w:r>
             <w:hyperlink r:id="rId11" w:history="1">
@@ -20705,7 +20522,15 @@
                 <w:rFonts w:ascii="Arial Nova Cond Light" w:hAnsi="Arial Nova Cond Light"/>
                 <w:color w:val="000000" w:themeColor="text1"/>
               </w:rPr>
-              <w:t xml:space="preserve">La evaluación diagnóstica permite al docente conocer el nivel inicial de las competencias de los estudiantes en función de los estándares de aprendizaje. Esto ayuda a identificar posibles brechas entre lo esperado y lo alcanzado, lo que facilita al docente la toma de decisiones pedagógicas oportunas y pertinentes para adecuar el proceso de enseñanza a las características del grupo. No tiene un carácter calificativo, sino que sirve como base para orientar la planificación y la enseñanza. </w:t>
+              <w:t xml:space="preserve">La evaluación diagnóstica permite al docente conocer el nivel inicial de las competencias de los estudiantes en función de los estándares de aprendizaje. Esto ayuda a identificar posibles brechas entre lo esperado y lo alcanzado, lo que facilita al docente la toma de decisiones pedagógicas oportunas y </w:t>
+            </w:r>
+            <w:r>
+              <w:rPr>
+                <w:rFonts w:ascii="Arial Nova Cond Light" w:hAnsi="Arial Nova Cond Light"/>
+                <w:color w:val="000000" w:themeColor="text1"/>
+              </w:rPr>
+              <w:lastRenderedPageBreak/>
+              <w:t xml:space="preserve">pertinentes para adecuar el proceso de enseñanza a las características del grupo. No tiene un carácter calificativo, sino que sirve como base para orientar la planificación y la enseñanza. </w:t>
             </w:r>
           </w:p>
         </w:tc>
@@ -20741,6 +20566,7 @@
                 <w:bCs/>
                 <w:color w:val="000000" w:themeColor="text1"/>
               </w:rPr>
+              <w:lastRenderedPageBreak/>
               <w:t>Formativa</w:t>
             </w:r>
           </w:p>
@@ -21120,7 +20946,6 @@
           <w:bCs/>
           <w:color w:val="000000" w:themeColor="text1"/>
         </w:rPr>
-        <w:lastRenderedPageBreak/>
         <w:t>REFERENCIAS BIBLIOGRÁFICAS</w:t>
       </w:r>
       <w:r>
@@ -21394,27 +21219,7 @@
                 <w:kern w:val="0"/>
                 <w14:ligatures w14:val="none"/>
               </w:rPr>
-              <w:t xml:space="preserve">Minedu (2016). Programa curricular de educación secundaria. Resolución Ministerial </w:t>
-            </w:r>
-            <w:proofErr w:type="spellStart"/>
-            <w:r>
-              <w:rPr>
-                <w:rFonts w:ascii="Arial Nova Cond Light" w:eastAsia="Calibri" w:hAnsi="Arial Nova Cond Light" w:cs="Calibri Light"/>
-                <w:color w:val="000000" w:themeColor="text1"/>
-                <w:kern w:val="0"/>
-                <w14:ligatures w14:val="none"/>
-              </w:rPr>
-              <w:t>N°</w:t>
-            </w:r>
-            <w:proofErr w:type="spellEnd"/>
-            <w:r>
-              <w:rPr>
-                <w:rFonts w:ascii="Arial Nova Cond Light" w:eastAsia="Calibri" w:hAnsi="Arial Nova Cond Light" w:cs="Calibri Light"/>
-                <w:color w:val="000000" w:themeColor="text1"/>
-                <w:kern w:val="0"/>
-                <w14:ligatures w14:val="none"/>
-              </w:rPr>
-              <w:t xml:space="preserve"> 649-2016-Minedu. </w:t>
+              <w:t xml:space="preserve">Minedu (2016). Programa curricular de educación secundaria. Resolución Ministerial N° 649-2016-Minedu. </w:t>
             </w:r>
           </w:p>
           <w:p>
@@ -21441,27 +21246,7 @@
                 <w:kern w:val="0"/>
                 <w14:ligatures w14:val="none"/>
               </w:rPr>
-              <w:t xml:space="preserve">Minedu (2016). Currículo Nacional de la educación básica. Resolución Ministerial </w:t>
-            </w:r>
-            <w:proofErr w:type="spellStart"/>
-            <w:r>
-              <w:rPr>
-                <w:rFonts w:ascii="Arial Nova Cond Light" w:eastAsia="Calibri" w:hAnsi="Arial Nova Cond Light" w:cs="Calibri Light"/>
-                <w:color w:val="000000" w:themeColor="text1"/>
-                <w:kern w:val="0"/>
-                <w14:ligatures w14:val="none"/>
-              </w:rPr>
-              <w:t>N°</w:t>
-            </w:r>
-            <w:proofErr w:type="spellEnd"/>
-            <w:r>
-              <w:rPr>
-                <w:rFonts w:ascii="Arial Nova Cond Light" w:eastAsia="Calibri" w:hAnsi="Arial Nova Cond Light" w:cs="Calibri Light"/>
-                <w:color w:val="000000" w:themeColor="text1"/>
-                <w:kern w:val="0"/>
-                <w14:ligatures w14:val="none"/>
-              </w:rPr>
-              <w:t xml:space="preserve"> 281-2016-Minedu y su modificatoria. </w:t>
+              <w:t xml:space="preserve">Minedu (2016). Currículo Nacional de la educación básica. Resolución Ministerial N° 281-2016-Minedu y su modificatoria. </w:t>
             </w:r>
           </w:p>
           <w:p>
@@ -21515,27 +21300,8 @@
                 <w:kern w:val="0"/>
                 <w14:ligatures w14:val="none"/>
               </w:rPr>
-              <w:t xml:space="preserve">Minedu (2024). Resolución ministerial </w:t>
-            </w:r>
-            <w:proofErr w:type="spellStart"/>
-            <w:r>
-              <w:rPr>
-                <w:rFonts w:ascii="Arial Nova Cond Light" w:eastAsia="Calibri" w:hAnsi="Arial Nova Cond Light" w:cs="Calibri Light"/>
-                <w:color w:val="000000" w:themeColor="text1"/>
-                <w:kern w:val="0"/>
-                <w14:ligatures w14:val="none"/>
-              </w:rPr>
-              <w:t>N°</w:t>
-            </w:r>
-            <w:proofErr w:type="spellEnd"/>
-            <w:r>
-              <w:rPr>
-                <w:rFonts w:ascii="Arial Nova Cond Light" w:eastAsia="Calibri" w:hAnsi="Arial Nova Cond Light" w:cs="Calibri Light"/>
-                <w:color w:val="000000" w:themeColor="text1"/>
-                <w:kern w:val="0"/>
-                <w14:ligatures w14:val="none"/>
-              </w:rPr>
-              <w:t xml:space="preserve"> 556-2024-MINEDU.</w:t>
+              <w:lastRenderedPageBreak/>
+              <w:t>Minedu (2024). Resolución ministerial N° 556-2024-MINEDU.</w:t>
             </w:r>
           </w:p>
           <w:p>
@@ -21569,25 +21335,7 @@
                 <w:kern w:val="0"/>
                 <w14:ligatures w14:val="none"/>
               </w:rPr>
-              <w:t xml:space="preserve">Resolución Ministerial </w:t>
-            </w:r>
-            <w:proofErr w:type="spellStart"/>
-            <w:r>
-              <w:rPr>
-                <w:rFonts w:ascii="Arial Nova Cond Light" w:eastAsia="Calibri" w:hAnsi="Arial Nova Cond Light" w:cs="Calibri Light"/>
-                <w:kern w:val="0"/>
-                <w14:ligatures w14:val="none"/>
-              </w:rPr>
-              <w:t>N.°</w:t>
-            </w:r>
-            <w:proofErr w:type="spellEnd"/>
-            <w:r>
-              <w:rPr>
-                <w:rFonts w:ascii="Arial Nova Cond Light" w:eastAsia="Calibri" w:hAnsi="Arial Nova Cond Light" w:cs="Calibri Light"/>
-                <w:kern w:val="0"/>
-                <w14:ligatures w14:val="none"/>
-              </w:rPr>
-              <w:t xml:space="preserve"> 501-2025</w:t>
+              <w:t>Resolución Ministerial N.° 501-2025</w:t>
             </w:r>
             <w:r>
               <w:rPr>
@@ -22136,7 +21884,7 @@
 </file>
 
 <file path=word/endnotes.xml><?xml version="1.0" encoding="utf-8"?>
-<w:endnotes xmlns:wpc="http://schemas.microsoft.com/office/word/2010/wordprocessingCanvas" xmlns:cx="http://schemas.microsoft.com/office/drawing/2014/chartex" xmlns:cx1="http://schemas.microsoft.com/office/drawing/2015/9/8/chartex" xmlns:cx2="http://schemas.microsoft.com/office/drawing/2015/10/21/chartex" xmlns:cx3="http://schemas.microsoft.com/office/drawing/2016/5/9/chartex" xmlns:cx4="http://schemas.microsoft.com/office/drawing/2016/5/10/chartex" xmlns:cx5="http://schemas.microsoft.com/office/drawing/2016/5/11/chartex" xmlns:cx6="http://schemas.microsoft.com/office/drawing/2016/5/12/chartex" xmlns:cx7="http://schemas.microsoft.com/office/drawing/2016/5/13/chartex" xmlns:cx8="http://schemas.microsoft.com/office/drawing/2016/5/14/chartex" xmlns:mc="http://schemas.openxmlformats.org/markup-compatibility/2006" xmlns:aink="http://schemas.microsoft.com/office/drawing/2016/ink" xmlns:am3d="http://schemas.microsoft.com/office/drawing/2017/model3d" xmlns:o="urn:schemas-microsoft-com:office:office" xmlns:oel="http://schemas.microsoft.com/office/2019/extlst" xmlns:r="http://schemas.openxmlformats.org/officeDocument/2006/relationships" xmlns:m="http://schemas.openxmlformats.org/officeDocument/2006/math" xmlns:v="urn:schemas-microsoft-com:vml" xmlns:wp14="http://schemas.microsoft.com/office/word/2010/wordprocessingDrawing" xmlns:wp="http://schemas.openxmlformats.org/drawingml/2006/wordprocessingDrawing" xmlns:w10="urn:schemas-microsoft-com:office:word" xmlns:w="http://schemas.openxmlformats.org/wordprocessingml/2006/main" xmlns:w14="http://schemas.microsoft.com/office/word/2010/wordml" xmlns:w15="http://schemas.microsoft.com/office/word/2012/wordml" xmlns:w16cex="http://schemas.microsoft.com/office/word/2018/wordml/cex" xmlns:w16cid="http://schemas.microsoft.com/office/word/2016/wordml/cid" xmlns:w16="http://schemas.microsoft.com/office/word/2018/wordml" xmlns:w16du="http://schemas.microsoft.com/office/word/2023/wordml/word16du" xmlns:w16sdtdh="http://schemas.microsoft.com/office/word/2020/wordml/sdtdatahash" xmlns:w16se="http://schemas.microsoft.com/office/word/2015/wordml/symex" xmlns:wpg="http://schemas.microsoft.com/office/word/2010/wordprocessingGroup" xmlns:wpi="http://schemas.microsoft.com/office/word/2010/wordprocessingInk" xmlns:wne="http://schemas.microsoft.com/office/word/2006/wordml" xmlns:wps="http://schemas.microsoft.com/office/word/2010/wordprocessingShape" mc:Ignorable="w14 w15 w16se w16cid w16 w16cex w16sdtdh w16du wp14">
+<w:endnotes xmlns:wpc="http://schemas.microsoft.com/office/word/2010/wordprocessingCanvas" xmlns:cx="http://schemas.microsoft.com/office/drawing/2014/chartex" xmlns:cx1="http://schemas.microsoft.com/office/drawing/2015/9/8/chartex" xmlns:cx2="http://schemas.microsoft.com/office/drawing/2015/10/21/chartex" xmlns:cx3="http://schemas.microsoft.com/office/drawing/2016/5/9/chartex" xmlns:cx4="http://schemas.microsoft.com/office/drawing/2016/5/10/chartex" xmlns:cx5="http://schemas.microsoft.com/office/drawing/2016/5/11/chartex" xmlns:cx6="http://schemas.microsoft.com/office/drawing/2016/5/12/chartex" xmlns:cx7="http://schemas.microsoft.com/office/drawing/2016/5/13/chartex" xmlns:cx8="http://schemas.microsoft.com/office/drawing/2016/5/14/chartex" xmlns:mc="http://schemas.openxmlformats.org/markup-compatibility/2006" xmlns:aink="http://schemas.microsoft.com/office/drawing/2016/ink" xmlns:am3d="http://schemas.microsoft.com/office/drawing/2017/model3d" xmlns:o="urn:schemas-microsoft-com:office:office" xmlns:oel="http://schemas.microsoft.com/office/2019/extlst" xmlns:r="http://schemas.openxmlformats.org/officeDocument/2006/relationships" xmlns:m="http://schemas.openxmlformats.org/officeDocument/2006/math" xmlns:v="urn:schemas-microsoft-com:vml" xmlns:wp14="http://schemas.microsoft.com/office/word/2010/wordprocessingDrawing" xmlns:wp="http://schemas.openxmlformats.org/drawingml/2006/wordprocessingDrawing" xmlns:w10="urn:schemas-microsoft-com:office:word" xmlns:w="http://schemas.openxmlformats.org/wordprocessingml/2006/main" xmlns:w14="http://schemas.microsoft.com/office/word/2010/wordml" xmlns:w15="http://schemas.microsoft.com/office/word/2012/wordml" xmlns:w16cex="http://schemas.microsoft.com/office/word/2018/wordml/cex" xmlns:w16cid="http://schemas.microsoft.com/office/word/2016/wordml/cid" xmlns:w16="http://schemas.microsoft.com/office/word/2018/wordml" xmlns:w16du="http://schemas.microsoft.com/office/word/2023/wordml/word16du" xmlns:w16sdtdh="http://schemas.microsoft.com/office/word/2020/wordml/sdtdatahash" xmlns:w16sdtfl="http://schemas.microsoft.com/office/word/2024/wordml/sdtformatlock" xmlns:w16se="http://schemas.microsoft.com/office/word/2015/wordml/symex" xmlns:wpg="http://schemas.microsoft.com/office/word/2010/wordprocessingGroup" xmlns:wpi="http://schemas.microsoft.com/office/word/2010/wordprocessingInk" xmlns:wne="http://schemas.microsoft.com/office/word/2006/wordml" xmlns:wps="http://schemas.microsoft.com/office/word/2010/wordprocessingShape" mc:Ignorable="w14 w15 w16se w16cid w16 w16cex w16sdtdh w16sdtfl w16du wp14">
   <w:endnote w:type="separator" w:id="-1">
     <w:p>
       <w:pPr>
@@ -22161,7 +21909,7 @@
 </file>
 
 <file path=word/footer1.xml><?xml version="1.0" encoding="utf-8"?>
-<w:ftr xmlns:wpc="http://schemas.microsoft.com/office/word/2010/wordprocessingCanvas" xmlns:cx="http://schemas.microsoft.com/office/drawing/2014/chartex" xmlns:cx1="http://schemas.microsoft.com/office/drawing/2015/9/8/chartex" xmlns:cx2="http://schemas.microsoft.com/office/drawing/2015/10/21/chartex" xmlns:cx3="http://schemas.microsoft.com/office/drawing/2016/5/9/chartex" xmlns:cx4="http://schemas.microsoft.com/office/drawing/2016/5/10/chartex" xmlns:cx5="http://schemas.microsoft.com/office/drawing/2016/5/11/chartex" xmlns:cx6="http://schemas.microsoft.com/office/drawing/2016/5/12/chartex" xmlns:cx7="http://schemas.microsoft.com/office/drawing/2016/5/13/chartex" xmlns:cx8="http://schemas.microsoft.com/office/drawing/2016/5/14/chartex" xmlns:mc="http://schemas.openxmlformats.org/markup-compatibility/2006" xmlns:aink="http://schemas.microsoft.com/office/drawing/2016/ink" xmlns:am3d="http://schemas.microsoft.com/office/drawing/2017/model3d" xmlns:o="urn:schemas-microsoft-com:office:office" xmlns:oel="http://schemas.microsoft.com/office/2019/extlst" xmlns:r="http://schemas.openxmlformats.org/officeDocument/2006/relationships" xmlns:m="http://schemas.openxmlformats.org/officeDocument/2006/math" xmlns:v="urn:schemas-microsoft-com:vml" xmlns:wp14="http://schemas.microsoft.com/office/word/2010/wordprocessingDrawing" xmlns:wp="http://schemas.openxmlformats.org/drawingml/2006/wordprocessingDrawing" xmlns:w10="urn:schemas-microsoft-com:office:word" xmlns:w="http://schemas.openxmlformats.org/wordprocessingml/2006/main" xmlns:w14="http://schemas.microsoft.com/office/word/2010/wordml" xmlns:w15="http://schemas.microsoft.com/office/word/2012/wordml" xmlns:w16cex="http://schemas.microsoft.com/office/word/2018/wordml/cex" xmlns:w16cid="http://schemas.microsoft.com/office/word/2016/wordml/cid" xmlns:w16="http://schemas.microsoft.com/office/word/2018/wordml" xmlns:w16du="http://schemas.microsoft.com/office/word/2023/wordml/word16du" xmlns:w16sdtdh="http://schemas.microsoft.com/office/word/2020/wordml/sdtdatahash" xmlns:w16se="http://schemas.microsoft.com/office/word/2015/wordml/symex" xmlns:wpg="http://schemas.microsoft.com/office/word/2010/wordprocessingGroup" xmlns:wpi="http://schemas.microsoft.com/office/word/2010/wordprocessingInk" xmlns:wne="http://schemas.microsoft.com/office/word/2006/wordml" xmlns:wps="http://schemas.microsoft.com/office/word/2010/wordprocessingShape" mc:Ignorable="w14 w15 w16se w16cid w16 w16cex w16sdtdh w16du wp14">
+<w:ftr xmlns:wpc="http://schemas.microsoft.com/office/word/2010/wordprocessingCanvas" xmlns:cx="http://schemas.microsoft.com/office/drawing/2014/chartex" xmlns:cx1="http://schemas.microsoft.com/office/drawing/2015/9/8/chartex" xmlns:cx2="http://schemas.microsoft.com/office/drawing/2015/10/21/chartex" xmlns:cx3="http://schemas.microsoft.com/office/drawing/2016/5/9/chartex" xmlns:cx4="http://schemas.microsoft.com/office/drawing/2016/5/10/chartex" xmlns:cx5="http://schemas.microsoft.com/office/drawing/2016/5/11/chartex" xmlns:cx6="http://schemas.microsoft.com/office/drawing/2016/5/12/chartex" xmlns:cx7="http://schemas.microsoft.com/office/drawing/2016/5/13/chartex" xmlns:cx8="http://schemas.microsoft.com/office/drawing/2016/5/14/chartex" xmlns:mc="http://schemas.openxmlformats.org/markup-compatibility/2006" xmlns:aink="http://schemas.microsoft.com/office/drawing/2016/ink" xmlns:am3d="http://schemas.microsoft.com/office/drawing/2017/model3d" xmlns:o="urn:schemas-microsoft-com:office:office" xmlns:oel="http://schemas.microsoft.com/office/2019/extlst" xmlns:r="http://schemas.openxmlformats.org/officeDocument/2006/relationships" xmlns:m="http://schemas.openxmlformats.org/officeDocument/2006/math" xmlns:v="urn:schemas-microsoft-com:vml" xmlns:wp14="http://schemas.microsoft.com/office/word/2010/wordprocessingDrawing" xmlns:wp="http://schemas.openxmlformats.org/drawingml/2006/wordprocessingDrawing" xmlns:w10="urn:schemas-microsoft-com:office:word" xmlns:w="http://schemas.openxmlformats.org/wordprocessingml/2006/main" xmlns:w14="http://schemas.microsoft.com/office/word/2010/wordml" xmlns:w15="http://schemas.microsoft.com/office/word/2012/wordml" xmlns:w16cex="http://schemas.microsoft.com/office/word/2018/wordml/cex" xmlns:w16cid="http://schemas.microsoft.com/office/word/2016/wordml/cid" xmlns:w16="http://schemas.microsoft.com/office/word/2018/wordml" xmlns:w16du="http://schemas.microsoft.com/office/word/2023/wordml/word16du" xmlns:w16sdtdh="http://schemas.microsoft.com/office/word/2020/wordml/sdtdatahash" xmlns:w16sdtfl="http://schemas.microsoft.com/office/word/2024/wordml/sdtformatlock" xmlns:w16se="http://schemas.microsoft.com/office/word/2015/wordml/symex" xmlns:wpg="http://schemas.microsoft.com/office/word/2010/wordprocessingGroup" xmlns:wpi="http://schemas.microsoft.com/office/word/2010/wordprocessingInk" xmlns:wne="http://schemas.microsoft.com/office/word/2006/wordml" xmlns:wps="http://schemas.microsoft.com/office/word/2010/wordprocessingShape" mc:Ignorable="w14 w15 w16se w16cid w16 w16cex w16sdtdh w16sdtfl w16du wp14">
   <w:p>
     <w:pPr>
       <w:pStyle w:val="Piedepgina"/>
@@ -22622,7 +22370,7 @@
 </file>
 
 <file path=word/footnotes.xml><?xml version="1.0" encoding="utf-8"?>
-<w:footnotes xmlns:wpc="http://schemas.microsoft.com/office/word/2010/wordprocessingCanvas" xmlns:cx="http://schemas.microsoft.com/office/drawing/2014/chartex" xmlns:cx1="http://schemas.microsoft.com/office/drawing/2015/9/8/chartex" xmlns:cx2="http://schemas.microsoft.com/office/drawing/2015/10/21/chartex" xmlns:cx3="http://schemas.microsoft.com/office/drawing/2016/5/9/chartex" xmlns:cx4="http://schemas.microsoft.com/office/drawing/2016/5/10/chartex" xmlns:cx5="http://schemas.microsoft.com/office/drawing/2016/5/11/chartex" xmlns:cx6="http://schemas.microsoft.com/office/drawing/2016/5/12/chartex" xmlns:cx7="http://schemas.microsoft.com/office/drawing/2016/5/13/chartex" xmlns:cx8="http://schemas.microsoft.com/office/drawing/2016/5/14/chartex" xmlns:mc="http://schemas.openxmlformats.org/markup-compatibility/2006" xmlns:aink="http://schemas.microsoft.com/office/drawing/2016/ink" xmlns:am3d="http://schemas.microsoft.com/office/drawing/2017/model3d" xmlns:o="urn:schemas-microsoft-com:office:office" xmlns:oel="http://schemas.microsoft.com/office/2019/extlst" xmlns:r="http://schemas.openxmlformats.org/officeDocument/2006/relationships" xmlns:m="http://schemas.openxmlformats.org/officeDocument/2006/math" xmlns:v="urn:schemas-microsoft-com:vml" xmlns:wp14="http://schemas.microsoft.com/office/word/2010/wordprocessingDrawing" xmlns:wp="http://schemas.openxmlformats.org/drawingml/2006/wordprocessingDrawing" xmlns:w10="urn:schemas-microsoft-com:office:word" xmlns:w="http://schemas.openxmlformats.org/wordprocessingml/2006/main" xmlns:w14="http://schemas.microsoft.com/office/word/2010/wordml" xmlns:w15="http://schemas.microsoft.com/office/word/2012/wordml" xmlns:w16cex="http://schemas.microsoft.com/office/word/2018/wordml/cex" xmlns:w16cid="http://schemas.microsoft.com/office/word/2016/wordml/cid" xmlns:w16="http://schemas.microsoft.com/office/word/2018/wordml" xmlns:w16du="http://schemas.microsoft.com/office/word/2023/wordml/word16du" xmlns:w16sdtdh="http://schemas.microsoft.com/office/word/2020/wordml/sdtdatahash" xmlns:w16se="http://schemas.microsoft.com/office/word/2015/wordml/symex" xmlns:wpg="http://schemas.microsoft.com/office/word/2010/wordprocessingGroup" xmlns:wpi="http://schemas.microsoft.com/office/word/2010/wordprocessingInk" xmlns:wne="http://schemas.microsoft.com/office/word/2006/wordml" xmlns:wps="http://schemas.microsoft.com/office/word/2010/wordprocessingShape" mc:Ignorable="w14 w15 w16se w16cid w16 w16cex w16sdtdh w16du wp14">
+<w:footnotes xmlns:wpc="http://schemas.microsoft.com/office/word/2010/wordprocessingCanvas" xmlns:cx="http://schemas.microsoft.com/office/drawing/2014/chartex" xmlns:cx1="http://schemas.microsoft.com/office/drawing/2015/9/8/chartex" xmlns:cx2="http://schemas.microsoft.com/office/drawing/2015/10/21/chartex" xmlns:cx3="http://schemas.microsoft.com/office/drawing/2016/5/9/chartex" xmlns:cx4="http://schemas.microsoft.com/office/drawing/2016/5/10/chartex" xmlns:cx5="http://schemas.microsoft.com/office/drawing/2016/5/11/chartex" xmlns:cx6="http://schemas.microsoft.com/office/drawing/2016/5/12/chartex" xmlns:cx7="http://schemas.microsoft.com/office/drawing/2016/5/13/chartex" xmlns:cx8="http://schemas.microsoft.com/office/drawing/2016/5/14/chartex" xmlns:mc="http://schemas.openxmlformats.org/markup-compatibility/2006" xmlns:aink="http://schemas.microsoft.com/office/drawing/2016/ink" xmlns:am3d="http://schemas.microsoft.com/office/drawing/2017/model3d" xmlns:o="urn:schemas-microsoft-com:office:office" xmlns:oel="http://schemas.microsoft.com/office/2019/extlst" xmlns:r="http://schemas.openxmlformats.org/officeDocument/2006/relationships" xmlns:m="http://schemas.openxmlformats.org/officeDocument/2006/math" xmlns:v="urn:schemas-microsoft-com:vml" xmlns:wp14="http://schemas.microsoft.com/office/word/2010/wordprocessingDrawing" xmlns:wp="http://schemas.openxmlformats.org/drawingml/2006/wordprocessingDrawing" xmlns:w10="urn:schemas-microsoft-com:office:word" xmlns:w="http://schemas.openxmlformats.org/wordprocessingml/2006/main" xmlns:w14="http://schemas.microsoft.com/office/word/2010/wordml" xmlns:w15="http://schemas.microsoft.com/office/word/2012/wordml" xmlns:w16cex="http://schemas.microsoft.com/office/word/2018/wordml/cex" xmlns:w16cid="http://schemas.microsoft.com/office/word/2016/wordml/cid" xmlns:w16="http://schemas.microsoft.com/office/word/2018/wordml" xmlns:w16du="http://schemas.microsoft.com/office/word/2023/wordml/word16du" xmlns:w16sdtdh="http://schemas.microsoft.com/office/word/2020/wordml/sdtdatahash" xmlns:w16sdtfl="http://schemas.microsoft.com/office/word/2024/wordml/sdtformatlock" xmlns:w16se="http://schemas.microsoft.com/office/word/2015/wordml/symex" xmlns:wpg="http://schemas.microsoft.com/office/word/2010/wordprocessingGroup" xmlns:wpi="http://schemas.microsoft.com/office/word/2010/wordprocessingInk" xmlns:wne="http://schemas.microsoft.com/office/word/2006/wordml" xmlns:wps="http://schemas.microsoft.com/office/word/2010/wordprocessingShape" mc:Ignorable="w14 w15 w16se w16cid w16 w16cex w16sdtdh w16sdtfl w16du wp14">
   <w:footnote w:type="separator" w:id="-1">
     <w:p>
       <w:pPr>
@@ -22647,7 +22395,7 @@
 </file>
 
 <file path=word/header1.xml><?xml version="1.0" encoding="utf-8"?>
-<w:hdr xmlns:wpc="http://schemas.microsoft.com/office/word/2010/wordprocessingCanvas" xmlns:cx="http://schemas.microsoft.com/office/drawing/2014/chartex" xmlns:cx1="http://schemas.microsoft.com/office/drawing/2015/9/8/chartex" xmlns:cx2="http://schemas.microsoft.com/office/drawing/2015/10/21/chartex" xmlns:cx3="http://schemas.microsoft.com/office/drawing/2016/5/9/chartex" xmlns:cx4="http://schemas.microsoft.com/office/drawing/2016/5/10/chartex" xmlns:cx5="http://schemas.microsoft.com/office/drawing/2016/5/11/chartex" xmlns:cx6="http://schemas.microsoft.com/office/drawing/2016/5/12/chartex" xmlns:cx7="http://schemas.microsoft.com/office/drawing/2016/5/13/chartex" xmlns:cx8="http://schemas.microsoft.com/office/drawing/2016/5/14/chartex" xmlns:mc="http://schemas.openxmlformats.org/markup-compatibility/2006" xmlns:aink="http://schemas.microsoft.com/office/drawing/2016/ink" xmlns:am3d="http://schemas.microsoft.com/office/drawing/2017/model3d" xmlns:o="urn:schemas-microsoft-com:office:office" xmlns:oel="http://schemas.microsoft.com/office/2019/extlst" xmlns:r="http://schemas.openxmlformats.org/officeDocument/2006/relationships" xmlns:m="http://schemas.openxmlformats.org/officeDocument/2006/math" xmlns:v="urn:schemas-microsoft-com:vml" xmlns:wp14="http://schemas.microsoft.com/office/word/2010/wordprocessingDrawing" xmlns:wp="http://schemas.openxmlformats.org/drawingml/2006/wordprocessingDrawing" xmlns:w10="urn:schemas-microsoft-com:office:word" xmlns:w="http://schemas.openxmlformats.org/wordprocessingml/2006/main" xmlns:w14="http://schemas.microsoft.com/office/word/2010/wordml" xmlns:w15="http://schemas.microsoft.com/office/word/2012/wordml" xmlns:w16cex="http://schemas.microsoft.com/office/word/2018/wordml/cex" xmlns:w16cid="http://schemas.microsoft.com/office/word/2016/wordml/cid" xmlns:w16="http://schemas.microsoft.com/office/word/2018/wordml" xmlns:w16du="http://schemas.microsoft.com/office/word/2023/wordml/word16du" xmlns:w16sdtdh="http://schemas.microsoft.com/office/word/2020/wordml/sdtdatahash" xmlns:w16se="http://schemas.microsoft.com/office/word/2015/wordml/symex" xmlns:wpg="http://schemas.microsoft.com/office/word/2010/wordprocessingGroup" xmlns:wpi="http://schemas.microsoft.com/office/word/2010/wordprocessingInk" xmlns:wne="http://schemas.microsoft.com/office/word/2006/wordml" xmlns:wps="http://schemas.microsoft.com/office/word/2010/wordprocessingShape" mc:Ignorable="w14 w15 w16se w16cid w16 w16cex w16sdtdh w16du wp14">
+<w:hdr xmlns:wpc="http://schemas.microsoft.com/office/word/2010/wordprocessingCanvas" xmlns:cx="http://schemas.microsoft.com/office/drawing/2014/chartex" xmlns:cx1="http://schemas.microsoft.com/office/drawing/2015/9/8/chartex" xmlns:cx2="http://schemas.microsoft.com/office/drawing/2015/10/21/chartex" xmlns:cx3="http://schemas.microsoft.com/office/drawing/2016/5/9/chartex" xmlns:cx4="http://schemas.microsoft.com/office/drawing/2016/5/10/chartex" xmlns:cx5="http://schemas.microsoft.com/office/drawing/2016/5/11/chartex" xmlns:cx6="http://schemas.microsoft.com/office/drawing/2016/5/12/chartex" xmlns:cx7="http://schemas.microsoft.com/office/drawing/2016/5/13/chartex" xmlns:cx8="http://schemas.microsoft.com/office/drawing/2016/5/14/chartex" xmlns:mc="http://schemas.openxmlformats.org/markup-compatibility/2006" xmlns:aink="http://schemas.microsoft.com/office/drawing/2016/ink" xmlns:am3d="http://schemas.microsoft.com/office/drawing/2017/model3d" xmlns:o="urn:schemas-microsoft-com:office:office" xmlns:oel="http://schemas.microsoft.com/office/2019/extlst" xmlns:r="http://schemas.openxmlformats.org/officeDocument/2006/relationships" xmlns:m="http://schemas.openxmlformats.org/officeDocument/2006/math" xmlns:v="urn:schemas-microsoft-com:vml" xmlns:wp14="http://schemas.microsoft.com/office/word/2010/wordprocessingDrawing" xmlns:wp="http://schemas.openxmlformats.org/drawingml/2006/wordprocessingDrawing" xmlns:w10="urn:schemas-microsoft-com:office:word" xmlns:w="http://schemas.openxmlformats.org/wordprocessingml/2006/main" xmlns:w14="http://schemas.microsoft.com/office/word/2010/wordml" xmlns:w15="http://schemas.microsoft.com/office/word/2012/wordml" xmlns:w16cex="http://schemas.microsoft.com/office/word/2018/wordml/cex" xmlns:w16cid="http://schemas.microsoft.com/office/word/2016/wordml/cid" xmlns:w16="http://schemas.microsoft.com/office/word/2018/wordml" xmlns:w16du="http://schemas.microsoft.com/office/word/2023/wordml/word16du" xmlns:w16sdtdh="http://schemas.microsoft.com/office/word/2020/wordml/sdtdatahash" xmlns:w16sdtfl="http://schemas.microsoft.com/office/word/2024/wordml/sdtformatlock" xmlns:w16se="http://schemas.microsoft.com/office/word/2015/wordml/symex" xmlns:wpg="http://schemas.microsoft.com/office/word/2010/wordprocessingGroup" xmlns:wpi="http://schemas.microsoft.com/office/word/2010/wordprocessingInk" xmlns:wne="http://schemas.microsoft.com/office/word/2006/wordml" xmlns:wps="http://schemas.microsoft.com/office/word/2010/wordprocessingShape" mc:Ignorable="w14 w15 w16se w16cid w16 w16cex w16sdtdh w16sdtfl w16du wp14">
   <w:tbl>
     <w:tblPr>
       <w:tblStyle w:val="Tablaconcuadrcula"/>
@@ -22937,7 +22685,7 @@
 </file>
 
 <file path=word/numbering.xml><?xml version="1.0" encoding="utf-8"?>
-<w:numbering xmlns:wpc="http://schemas.microsoft.com/office/word/2010/wordprocessingCanvas" xmlns:cx="http://schemas.microsoft.com/office/drawing/2014/chartex" xmlns:cx1="http://schemas.microsoft.com/office/drawing/2015/9/8/chartex" xmlns:cx2="http://schemas.microsoft.com/office/drawing/2015/10/21/chartex" xmlns:cx3="http://schemas.microsoft.com/office/drawing/2016/5/9/chartex" xmlns:cx4="http://schemas.microsoft.com/office/drawing/2016/5/10/chartex" xmlns:cx5="http://schemas.microsoft.com/office/drawing/2016/5/11/chartex" xmlns:cx6="http://schemas.microsoft.com/office/drawing/2016/5/12/chartex" xmlns:cx7="http://schemas.microsoft.com/office/drawing/2016/5/13/chartex" xmlns:cx8="http://schemas.microsoft.com/office/drawing/2016/5/14/chartex" xmlns:mc="http://schemas.openxmlformats.org/markup-compatibility/2006" xmlns:aink="http://schemas.microsoft.com/office/drawing/2016/ink" xmlns:am3d="http://schemas.microsoft.com/office/drawing/2017/model3d" xmlns:o="urn:schemas-microsoft-com:office:office" xmlns:oel="http://schemas.microsoft.com/office/2019/extlst" xmlns:r="http://schemas.openxmlformats.org/officeDocument/2006/relationships" xmlns:m="http://schemas.openxmlformats.org/officeDocument/2006/math" xmlns:v="urn:schemas-microsoft-com:vml" xmlns:wp14="http://schemas.microsoft.com/office/word/2010/wordprocessingDrawing" xmlns:wp="http://schemas.openxmlformats.org/drawingml/2006/wordprocessingDrawing" xmlns:w10="urn:schemas-microsoft-com:office:word" xmlns:w="http://schemas.openxmlformats.org/wordprocessingml/2006/main" xmlns:w14="http://schemas.microsoft.com/office/word/2010/wordml" xmlns:w15="http://schemas.microsoft.com/office/word/2012/wordml" xmlns:w16cex="http://schemas.microsoft.com/office/word/2018/wordml/cex" xmlns:w16cid="http://schemas.microsoft.com/office/word/2016/wordml/cid" xmlns:w16="http://schemas.microsoft.com/office/word/2018/wordml" xmlns:w16du="http://schemas.microsoft.com/office/word/2023/wordml/word16du" xmlns:w16sdtdh="http://schemas.microsoft.com/office/word/2020/wordml/sdtdatahash" xmlns:w16se="http://schemas.microsoft.com/office/word/2015/wordml/symex" xmlns:wpg="http://schemas.microsoft.com/office/word/2010/wordprocessingGroup" xmlns:wpi="http://schemas.microsoft.com/office/word/2010/wordprocessingInk" xmlns:wne="http://schemas.microsoft.com/office/word/2006/wordml" xmlns:wps="http://schemas.microsoft.com/office/word/2010/wordprocessingShape" mc:Ignorable="w14 w15 w16se w16cid w16 w16cex w16sdtdh w16du wp14">
+<w:numbering xmlns:wpc="http://schemas.microsoft.com/office/word/2010/wordprocessingCanvas" xmlns:cx="http://schemas.microsoft.com/office/drawing/2014/chartex" xmlns:cx1="http://schemas.microsoft.com/office/drawing/2015/9/8/chartex" xmlns:cx2="http://schemas.microsoft.com/office/drawing/2015/10/21/chartex" xmlns:cx3="http://schemas.microsoft.com/office/drawing/2016/5/9/chartex" xmlns:cx4="http://schemas.microsoft.com/office/drawing/2016/5/10/chartex" xmlns:cx5="http://schemas.microsoft.com/office/drawing/2016/5/11/chartex" xmlns:cx6="http://schemas.microsoft.com/office/drawing/2016/5/12/chartex" xmlns:cx7="http://schemas.microsoft.com/office/drawing/2016/5/13/chartex" xmlns:cx8="http://schemas.microsoft.com/office/drawing/2016/5/14/chartex" xmlns:mc="http://schemas.openxmlformats.org/markup-compatibility/2006" xmlns:aink="http://schemas.microsoft.com/office/drawing/2016/ink" xmlns:am3d="http://schemas.microsoft.com/office/drawing/2017/model3d" xmlns:o="urn:schemas-microsoft-com:office:office" xmlns:oel="http://schemas.microsoft.com/office/2019/extlst" xmlns:r="http://schemas.openxmlformats.org/officeDocument/2006/relationships" xmlns:m="http://schemas.openxmlformats.org/officeDocument/2006/math" xmlns:v="urn:schemas-microsoft-com:vml" xmlns:wp14="http://schemas.microsoft.com/office/word/2010/wordprocessingDrawing" xmlns:wp="http://schemas.openxmlformats.org/drawingml/2006/wordprocessingDrawing" xmlns:w10="urn:schemas-microsoft-com:office:word" xmlns:w="http://schemas.openxmlformats.org/wordprocessingml/2006/main" xmlns:w14="http://schemas.microsoft.com/office/word/2010/wordml" xmlns:w15="http://schemas.microsoft.com/office/word/2012/wordml" xmlns:w16cex="http://schemas.microsoft.com/office/word/2018/wordml/cex" xmlns:w16cid="http://schemas.microsoft.com/office/word/2016/wordml/cid" xmlns:w16="http://schemas.microsoft.com/office/word/2018/wordml" xmlns:w16du="http://schemas.microsoft.com/office/word/2023/wordml/word16du" xmlns:w16sdtdh="http://schemas.microsoft.com/office/word/2020/wordml/sdtdatahash" xmlns:w16sdtfl="http://schemas.microsoft.com/office/word/2024/wordml/sdtformatlock" xmlns:w16se="http://schemas.microsoft.com/office/word/2015/wordml/symex" xmlns:wpg="http://schemas.microsoft.com/office/word/2010/wordprocessingGroup" xmlns:wpi="http://schemas.microsoft.com/office/word/2010/wordprocessingInk" xmlns:wne="http://schemas.microsoft.com/office/word/2006/wordml" xmlns:wps="http://schemas.microsoft.com/office/word/2010/wordprocessingShape" mc:Ignorable="w14 w15 w16se w16cid w16 w16cex w16sdtdh w16sdtfl w16du wp14">
   <w:abstractNum w:abstractNumId="0" w15:restartNumberingAfterBreak="0">
     <w:nsid w:val="08D86D46"/>
     <w:multiLevelType w:val="hybridMultilevel"/>
@@ -26531,7 +26279,7 @@
 </file>
 
 <file path=word/styles.xml><?xml version="1.0" encoding="utf-8"?>
-<w:styles xmlns:mc="http://schemas.openxmlformats.org/markup-compatibility/2006" xmlns:r="http://schemas.openxmlformats.org/officeDocument/2006/relationships" xmlns:w="http://schemas.openxmlformats.org/wordprocessingml/2006/main" xmlns:w14="http://schemas.microsoft.com/office/word/2010/wordml" xmlns:w15="http://schemas.microsoft.com/office/word/2012/wordml" xmlns:w16cex="http://schemas.microsoft.com/office/word/2018/wordml/cex" xmlns:w16cid="http://schemas.microsoft.com/office/word/2016/wordml/cid" xmlns:w16="http://schemas.microsoft.com/office/word/2018/wordml" xmlns:w16du="http://schemas.microsoft.com/office/word/2023/wordml/word16du" xmlns:w16sdtdh="http://schemas.microsoft.com/office/word/2020/wordml/sdtdatahash" xmlns:w16se="http://schemas.microsoft.com/office/word/2015/wordml/symex" mc:Ignorable="w14 w15 w16se w16cid w16 w16cex w16sdtdh w16du">
+<w:styles xmlns:mc="http://schemas.openxmlformats.org/markup-compatibility/2006" xmlns:r="http://schemas.openxmlformats.org/officeDocument/2006/relationships" xmlns:w="http://schemas.openxmlformats.org/wordprocessingml/2006/main" xmlns:w14="http://schemas.microsoft.com/office/word/2010/wordml" xmlns:w15="http://schemas.microsoft.com/office/word/2012/wordml" xmlns:w16cex="http://schemas.microsoft.com/office/word/2018/wordml/cex" xmlns:w16cid="http://schemas.microsoft.com/office/word/2016/wordml/cid" xmlns:w16="http://schemas.microsoft.com/office/word/2018/wordml" xmlns:w16du="http://schemas.microsoft.com/office/word/2023/wordml/word16du" xmlns:w16sdtdh="http://schemas.microsoft.com/office/word/2020/wordml/sdtdatahash" xmlns:w16sdtfl="http://schemas.microsoft.com/office/word/2024/wordml/sdtformatlock" xmlns:w16se="http://schemas.microsoft.com/office/word/2015/wordml/symex" mc:Ignorable="w14 w15 w16se w16cid w16 w16cex w16sdtdh w16sdtfl w16du">
   <w:docDefaults>
     <w:rPrDefault>
       <w:rPr>
